--- a/contrats/contrat-sous-traitance-rgpd.docx
+++ b/contrats/contrat-sous-traitance-rgpd.docx
@@ -2,7 +2,7 @@
 <file path=word/document.xml><?xml version="1.0" encoding="utf-8"?>
 <w:document xmlns:w="http://schemas.openxmlformats.org/wordprocessingml/2006/main" xmlns:m="http://schemas.openxmlformats.org/officeDocument/2006/math" xmlns:r="http://schemas.openxmlformats.org/officeDocument/2006/relationships" xmlns:o="urn:schemas-microsoft-com:office:office" xmlns:v="urn:schemas-microsoft-com:vml" xmlns:w10="urn:schemas-microsoft-com:office:word" xmlns:a="http://schemas.openxmlformats.org/drawingml/2006/main" xmlns:pic="http://schemas.openxmlformats.org/drawingml/2006/picture" xmlns:wp="http://schemas.openxmlformats.org/drawingml/2006/wordprocessingDrawing">
   <w:body>
-    <w:bookmarkStart w:id="31" w:name="X617b0106cef26df83821305fe08430d24115dd8"/>
+    <w:bookmarkStart w:id="34" w:name="X617b0106cef26df83821305fe08430d24115dd8"/>
     <w:p>
       <w:pPr>
         <w:pStyle w:val="Heading1"/>
@@ -20,7 +20,7 @@
           <w:bCs/>
           <w:b/>
         </w:rPr>
-        <w:t xml:space="preserve">PROJET — version 0.1 du 28/10/2026 — NON VALIDÉ JURIDIQUEMENT.</w:t>
+        <w:t xml:space="preserve">PROJET — version 0.2 du 28/10/2026 — NON VALIDÉ JURIDIQUEMENT.</w:t>
       </w:r>
       <w:r>
         <w:t xml:space="preserve"> </w:t>
@@ -44,6 +44,18 @@
         <w:t xml:space="preserve">[à compléter]</w:t>
       </w:r>
       <w:r>
+        <w:t xml:space="preserve">,</w:t>
+      </w:r>
+      <w:r>
+        <w:t xml:space="preserve"> </w:t>
+      </w:r>
+      <w:r>
+        <w:rPr>
+          <w:rStyle w:val="VerbatimChar"/>
+        </w:rPr>
+        <w:t xml:space="preserve">[À DÉCIDER]</w:t>
+      </w:r>
+      <w:r>
         <w:t xml:space="preserve"> </w:t>
       </w:r>
       <w:r>
@@ -63,6 +75,72 @@
       </w:r>
       <w:r>
         <w:t xml:space="preserve">doivent être résolus avant usage.</w:t>
+      </w:r>
+    </w:p>
+    <w:p>
+      <w:pPr>
+        <w:pStyle w:val="BlockText"/>
+      </w:pPr>
+      <w:r>
+        <w:rPr>
+          <w:bCs/>
+          <w:b/>
+        </w:rPr>
+        <w:t xml:space="preserve">Changements par rapport à la v0.1</w:t>
+      </w:r>
+      <w:r>
+        <w:t xml:space="preserve"> </w:t>
+      </w:r>
+      <w:r>
+        <w:t xml:space="preserve">: corrections issues de l’analyse du 28/10/2026</w:t>
+      </w:r>
+      <w:r>
+        <w:t xml:space="preserve"> </w:t>
+      </w:r>
+      <w:r>
+        <w:t xml:space="preserve">(</w:t>
+      </w:r>
+      <w:r>
+        <w:rPr>
+          <w:rStyle w:val="VerbatimChar"/>
+        </w:rPr>
+        <w:t xml:space="preserve">contrats/analyses/analyse-dpa-v0.1-hugo-salard.md</w:t>
+      </w:r>
+      <w:r>
+        <w:t xml:space="preserve">) et de la vérification des prestataires</w:t>
+      </w:r>
+      <w:r>
+        <w:t xml:space="preserve"> </w:t>
+      </w:r>
+      <w:r>
+        <w:t xml:space="preserve">(</w:t>
+      </w:r>
+      <w:r>
+        <w:rPr>
+          <w:rStyle w:val="VerbatimChar"/>
+        </w:rPr>
+        <w:t xml:space="preserve">contrats/analyses/verification-prestataires-2026-10-28.md</w:t>
+      </w:r>
+      <w:r>
+        <w:t xml:space="preserve">) : interdiction des usages propres et</w:t>
+      </w:r>
+      <w:r>
+        <w:t xml:space="preserve"> </w:t>
+      </w:r>
+      <w:r>
+        <w:t xml:space="preserve">de l’entraînement de modèles (art. 4), révélations spontanées et option santé (art. 2 et 10),</w:t>
+      </w:r>
+      <w:r>
+        <w:t xml:space="preserve"> </w:t>
+      </w:r>
+      <w:r>
+        <w:t xml:space="preserve">transferts par prestataire avec analyse d’impact (art. 7), demandes des autorités (art. 8),</w:t>
+      </w:r>
+      <w:r>
+        <w:t xml:space="preserve"> </w:t>
+      </w:r>
+      <w:r>
+        <w:t xml:space="preserve">articulation avec les CGV (art. 9), annexe 1 complétée.</w:t>
       </w:r>
     </w:p>
     <w:p>
@@ -456,7 +534,7 @@
                 <w:bCs/>
                 <w:b/>
               </w:rPr>
-              <w:t xml:space="preserve">[si activé — à choisir]</w:t>
+              <w:t xml:space="preserve">[À DÉCIDER : activé ou non — recommandation : non]</w:t>
             </w:r>
             <w:r>
               <w:t xml:space="preserve"> </w:t>
@@ -488,7 +566,7 @@
               <w:jc w:val="left"/>
             </w:pPr>
             <w:r>
-              <w:t xml:space="preserve">Aucune donnée sensible (art. 9 RGPD) n’est recherchée. Le Client s’engage à ne pas configurer l’Assistant pour en collecter.</w:t>
+              <w:t xml:space="preserve">L’Assistant n’est pas configuré pour demander de données sensibles (art. 9 RGPD). Pour les</w:t>
             </w:r>
             <w:r>
               <w:t xml:space="preserve"> </w:t>
@@ -498,7 +576,13 @@
                 <w:bCs/>
                 <w:b/>
               </w:rPr>
-              <w:t xml:space="preserve">[À VÉRIFIER pour les clients du secteur santé (dentistes, cabinets médicaux, vétérinaires) : un appel peut révéler une information de santé.]</w:t>
+              <w:t xml:space="preserve">révélations spontanées</w:t>
+            </w:r>
+            <w:r>
+              <w:t xml:space="preserve"> </w:t>
+            </w:r>
+            <w:r>
+              <w:t xml:space="preserve">d’un appelant, voir l’article 2.2. Pour les clients du secteur de la santé, voir l’article 10.</w:t>
             </w:r>
           </w:p>
         </w:tc>
@@ -550,7 +634,7 @@
               <w:jc w:val="left"/>
             </w:pPr>
             <w:r>
-              <w:t xml:space="preserve">Transcriptions et enregistrements : [30] jours, puis suppression. Données de rendez-vous : conservées dans les outils du Client selon ses propres règles. Journaux techniques : [90] jours.</w:t>
+              <w:t xml:space="preserve">Transcriptions : [30] jours dans le stockage désigné à l’annexe 2, puis suppression automatique. Enregistrements audio (si activés) : [30] jours. Données de rendez-vous : dans les outils du Client, selon ses règles. Journaux techniques : [90] jours.</w:t>
             </w:r>
             <w:r>
               <w:t xml:space="preserve"> </w:t>
@@ -566,6 +650,42 @@
         </w:tc>
       </w:tr>
     </w:tbl>
+    <w:p>
+      <w:pPr>
+        <w:pStyle w:val="BodyText"/>
+      </w:pPr>
+      <w:r>
+        <w:rPr>
+          <w:bCs/>
+          <w:b/>
+        </w:rPr>
+        <w:t xml:space="preserve">2.2 Révélations spontanées.</w:t>
+      </w:r>
+      <w:r>
+        <w:t xml:space="preserve"> </w:t>
+      </w:r>
+      <w:r>
+        <w:t xml:space="preserve">Si un appelant communique de lui-même une donnée sensible, AutomateLux</w:t>
+      </w:r>
+      <w:r>
+        <w:t xml:space="preserve"> </w:t>
+      </w:r>
+      <w:r>
+        <w:t xml:space="preserve">ne l’utilise que dans la mesure strictement nécessaire à la prise du rendez-vous, ne la reporte pas</w:t>
+      </w:r>
+      <w:r>
+        <w:t xml:space="preserve"> </w:t>
+      </w:r>
+      <w:r>
+        <w:t xml:space="preserve">dans les champs du rendez-vous au-delà de ce besoin, et la supprime avec la transcription au terme</w:t>
+      </w:r>
+      <w:r>
+        <w:t xml:space="preserve"> </w:t>
+      </w:r>
+      <w:r>
+        <w:t xml:space="preserve">de la durée de conservation.</w:t>
+      </w:r>
+    </w:p>
     <w:bookmarkEnd w:id="21"/>
     <w:bookmarkStart w:id="22" w:name="article-3-obligations-dautomatelux"/>
     <w:p>
@@ -706,7 +826,7 @@
         <w:t xml:space="preserve"> </w:t>
       </w:r>
       <w:r>
-        <w:t xml:space="preserve">: respecter l’article 5.</w:t>
+        <w:t xml:space="preserve">: respecter l’article 6.</w:t>
       </w:r>
     </w:p>
     <w:p>
@@ -804,7 +924,13 @@
         <w:t xml:space="preserve"> </w:t>
       </w:r>
       <w:r>
-        <w:t xml:space="preserve">données concernées, conséquences probables, mesures prises ou proposées).</w:t>
+        <w:t xml:space="preserve">données concernées, conséquences probables, mesures prises ou proposées), puis compléter ces</w:t>
+      </w:r>
+      <w:r>
+        <w:t xml:space="preserve"> </w:t>
+      </w:r>
+      <w:r>
+        <w:t xml:space="preserve">informations au fur et à mesure.</w:t>
       </w:r>
     </w:p>
     <w:p>
@@ -860,7 +986,7 @@
         <w:t xml:space="preserve"> </w:t>
       </w:r>
       <w:r>
-        <w:t xml:space="preserve">suivant la fin du Contrat principal, et supprimer les copies existantes, sauf obligation</w:t>
+        <w:t xml:space="preserve">suivant la fin du Contrat principal, y compris chez les sous-traitants ultérieurs, sauf obligation</w:t>
       </w:r>
       <w:r>
         <w:t xml:space="preserve"> </w:t>
@@ -938,21 +1064,13 @@
       </w:r>
     </w:p>
     <w:bookmarkEnd w:id="22"/>
-    <w:bookmarkStart w:id="23" w:name="article-4-obligations-du-client"/>
+    <w:bookmarkStart w:id="23" w:name="Xbeb24bf0332641f46609d492a50e95a504e1108"/>
     <w:p>
       <w:pPr>
         <w:pStyle w:val="Heading2"/>
       </w:pPr>
       <w:r>
-        <w:t xml:space="preserve">Article 4 — Obligations du Client</w:t>
-      </w:r>
-    </w:p>
-    <w:p>
-      <w:pPr>
-        <w:pStyle w:val="FirstParagraph"/>
-      </w:pPr>
-      <w:r>
-        <w:t xml:space="preserve">Le Client, en tant que responsable du traitement, s’engage à :</w:t>
+        <w:t xml:space="preserve">Article 4 — Interdiction des usages propres et de l’entraînement de modèles</w:t>
       </w:r>
     </w:p>
     <w:p>
@@ -964,7 +1082,13 @@
         <w:pStyle w:val="Compact"/>
       </w:pPr>
       <w:r>
-        <w:t xml:space="preserve">disposer d’une base légale pour chaque traitement confié ;</w:t>
+        <w:t xml:space="preserve">AutomateLux ne traite pas les données du Client pour ses propres finalités. Elle ne les vend</w:t>
+      </w:r>
+      <w:r>
+        <w:t xml:space="preserve"> </w:t>
+      </w:r>
+      <w:r>
+        <w:t xml:space="preserve">pas, ne les loue pas, ne les utilise pas à des fins publicitaires ou de prospection.</w:t>
       </w:r>
     </w:p>
     <w:p>
@@ -976,29 +1100,34 @@
         <w:pStyle w:val="Compact"/>
       </w:pPr>
       <w:r>
-        <w:rPr>
-          <w:bCs/>
-          <w:b/>
-        </w:rPr>
-        <w:t xml:space="preserve">informer les personnes qui l’appellent</w:t>
-      </w:r>
-      <w:r>
-        <w:t xml:space="preserve"> </w:t>
-      </w:r>
-      <w:r>
-        <w:t xml:space="preserve">(article 13 RGPD) : le message d’accueil de</w:t>
-      </w:r>
-      <w:r>
-        <w:t xml:space="preserve"> </w:t>
-      </w:r>
-      <w:r>
-        <w:t xml:space="preserve">l’Assistant indique qu’il s’agit d’un assistant automatisé, si l’appel est enregistré ou</w:t>
-      </w:r>
-      <w:r>
-        <w:t xml:space="preserve"> </w:t>
-      </w:r>
-      <w:r>
-        <w:t xml:space="preserve">transcrit, et où trouver la notice d’information du Client ;</w:t>
+        <w:t xml:space="preserve">AutomateLux</w:t>
+      </w:r>
+      <w:r>
+        <w:t xml:space="preserve"> </w:t>
+      </w:r>
+      <w:r>
+        <w:rPr>
+          <w:bCs/>
+          <w:b/>
+        </w:rPr>
+        <w:t xml:space="preserve">n’utilise pas les données du Client pour entraîner, ajuster ou améliorer un modèle</w:t>
+      </w:r>
+      <w:r>
+        <w:rPr>
+          <w:bCs/>
+          <w:b/>
+        </w:rPr>
+        <w:t xml:space="preserve"> </w:t>
+      </w:r>
+      <w:r>
+        <w:rPr>
+          <w:bCs/>
+          <w:b/>
+        </w:rPr>
+        <w:t xml:space="preserve">d’intelligence artificielle</w:t>
+      </w:r>
+      <w:r>
+        <w:t xml:space="preserve">, ni ne l’autorise.</w:t>
       </w:r>
     </w:p>
     <w:p>
@@ -1010,29 +1139,55 @@
         <w:pStyle w:val="Compact"/>
       </w:pPr>
       <w:r>
-        <w:t xml:space="preserve">recueillir et conserver le</w:t>
-      </w:r>
-      <w:r>
-        <w:t xml:space="preserve"> </w:t>
-      </w:r>
-      <w:r>
-        <w:rPr>
-          <w:bCs/>
-          <w:b/>
-        </w:rPr>
-        <w:t xml:space="preserve">consentement</w:t>
-      </w:r>
-      <w:r>
-        <w:t xml:space="preserve"> </w:t>
-      </w:r>
-      <w:r>
-        <w:t xml:space="preserve">des personnes avant l’envoi de rappels par SMS ou</w:t>
-      </w:r>
-      <w:r>
-        <w:t xml:space="preserve"> </w:t>
-      </w:r>
-      <w:r>
-        <w:t xml:space="preserve">e-mail, lorsque ce consentement est requis ;</w:t>
+        <w:t xml:space="preserve">Pour chaque sous-traitant ultérieur, AutomateLux choisit les réglages qui excluent l’utilisation</w:t>
+      </w:r>
+      <w:r>
+        <w:t xml:space="preserve"> </w:t>
+      </w:r>
+      <w:r>
+        <w:t xml:space="preserve">des données pour l’entraînement lorsque ce réglage existe, et documente à l’annexe 1 la position</w:t>
+      </w:r>
+      <w:r>
+        <w:t xml:space="preserve"> </w:t>
+      </w:r>
+      <w:r>
+        <w:t xml:space="preserve">de chaque prestataire.</w:t>
+      </w:r>
+      <w:r>
+        <w:t xml:space="preserve"> </w:t>
+      </w:r>
+      <w:r>
+        <w:rPr>
+          <w:bCs/>
+          <w:b/>
+        </w:rPr>
+        <w:t xml:space="preserve">Lorsque cette position n’a pas pu être confirmée, l’annexe 1 l’indique</w:t>
+      </w:r>
+      <w:r>
+        <w:rPr>
+          <w:bCs/>
+          <w:b/>
+        </w:rPr>
+        <w:t xml:space="preserve"> </w:t>
+      </w:r>
+      <w:r>
+        <w:rPr>
+          <w:bCs/>
+          <w:b/>
+        </w:rPr>
+        <w:t xml:space="preserve">expressément</w:t>
+      </w:r>
+      <w:r>
+        <w:t xml:space="preserve"> </w:t>
+      </w:r>
+      <w:r>
+        <w:t xml:space="preserve">; AutomateLux s’engage à la confirmer ou à remplacer le prestataire dans un délai</w:t>
+      </w:r>
+      <w:r>
+        <w:t xml:space="preserve"> </w:t>
+      </w:r>
+      <w:r>
+        <w:t xml:space="preserve">de [90] jours.</w:t>
       </w:r>
     </w:p>
     <w:p>
@@ -1044,29 +1199,37 @@
         <w:pStyle w:val="Compact"/>
       </w:pPr>
       <w:r>
-        <w:t xml:space="preserve">ne pas configurer l’Assistant pour collecter des données sensibles ;</w:t>
-      </w:r>
-    </w:p>
-    <w:p>
-      <w:pPr>
-        <w:numPr>
-          <w:ilvl w:val="0"/>
-          <w:numId w:val="1002"/>
-        </w:numPr>
-        <w:pStyle w:val="Compact"/>
-      </w:pPr>
-      <w:r>
-        <w:t xml:space="preserve">documenter par écrit toute instruction supplémentaire.</w:t>
+        <w:t xml:space="preserve">AutomateLux active les options de non-conservation proposées par ses prestataires lorsqu’elles</w:t>
+      </w:r>
+      <w:r>
+        <w:t xml:space="preserve"> </w:t>
+      </w:r>
+      <w:r>
+        <w:t xml:space="preserve">sont compatibles avec le service (notamment l’option « Zero Data Retention » de la plateforme</w:t>
+      </w:r>
+      <w:r>
+        <w:t xml:space="preserve"> </w:t>
+      </w:r>
+      <w:r>
+        <w:t xml:space="preserve">vocale, voir annexe 2).</w:t>
       </w:r>
     </w:p>
     <w:bookmarkEnd w:id="23"/>
-    <w:bookmarkStart w:id="24" w:name="article-5-sous-traitants-ultérieurs"/>
+    <w:bookmarkStart w:id="24" w:name="article-5-obligations-du-client"/>
     <w:p>
       <w:pPr>
         <w:pStyle w:val="Heading2"/>
       </w:pPr>
       <w:r>
-        <w:t xml:space="preserve">Article 5 — Sous-traitants ultérieurs</w:t>
+        <w:t xml:space="preserve">Article 5 — Obligations du Client</w:t>
+      </w:r>
+    </w:p>
+    <w:p>
+      <w:pPr>
+        <w:pStyle w:val="FirstParagraph"/>
+      </w:pPr>
+      <w:r>
+        <w:t xml:space="preserve">Le Client, en tant que responsable du traitement, s’engage à :</w:t>
       </w:r>
     </w:p>
     <w:p>
@@ -1078,26 +1241,7 @@
         <w:pStyle w:val="Compact"/>
       </w:pPr>
       <w:r>
-        <w:t xml:space="preserve">Le Client autorise de manière générale AutomateLux à recourir aux sous-traitants ultérieurs</w:t>
-      </w:r>
-      <w:r>
-        <w:t xml:space="preserve"> </w:t>
-      </w:r>
-      <w:r>
-        <w:t xml:space="preserve">listés en</w:t>
-      </w:r>
-      <w:r>
-        <w:t xml:space="preserve"> </w:t>
-      </w:r>
-      <w:r>
-        <w:rPr>
-          <w:bCs/>
-          <w:b/>
-        </w:rPr>
-        <w:t xml:space="preserve">Annexe 1</w:t>
-      </w:r>
-      <w:r>
-        <w:t xml:space="preserve">.</w:t>
+        <w:t xml:space="preserve">disposer d’une base légale pour chaque traitement confié ;</w:t>
       </w:r>
     </w:p>
     <w:p>
@@ -1109,19 +1253,29 @@
         <w:pStyle w:val="Compact"/>
       </w:pPr>
       <w:r>
-        <w:t xml:space="preserve">AutomateLux informe le Client par écrit, au moins [30] jours à l’avance, de tout ajout ou</w:t>
-      </w:r>
-      <w:r>
-        <w:t xml:space="preserve"> </w:t>
-      </w:r>
-      <w:r>
-        <w:t xml:space="preserve">remplacement. Le Client peut s’y opposer pour un motif légitime lié à la protection des</w:t>
-      </w:r>
-      <w:r>
-        <w:t xml:space="preserve"> </w:t>
-      </w:r>
-      <w:r>
-        <w:t xml:space="preserve">données. À défaut d’accord, chaque partie peut résilier le Contrat principal sans pénalité.</w:t>
+        <w:rPr>
+          <w:bCs/>
+          <w:b/>
+        </w:rPr>
+        <w:t xml:space="preserve">informer les personnes qui l’appellent</w:t>
+      </w:r>
+      <w:r>
+        <w:t xml:space="preserve"> </w:t>
+      </w:r>
+      <w:r>
+        <w:t xml:space="preserve">(articles 13 et 14 RGPD) : le message d’accueil de</w:t>
+      </w:r>
+      <w:r>
+        <w:t xml:space="preserve"> </w:t>
+      </w:r>
+      <w:r>
+        <w:t xml:space="preserve">l’Assistant indique qu’il s’agit d’un assistant automatisé, si l’appel est transcrit ou</w:t>
+      </w:r>
+      <w:r>
+        <w:t xml:space="preserve"> </w:t>
+      </w:r>
+      <w:r>
+        <w:t xml:space="preserve">enregistré, et où trouver la notice d’information du Client (modèle fourni par AutomateLux) ;</w:t>
       </w:r>
     </w:p>
     <w:p>
@@ -1133,23 +1287,639 @@
         <w:pStyle w:val="Compact"/>
       </w:pPr>
       <w:r>
+        <w:t xml:space="preserve">recueillir et conserver le</w:t>
+      </w:r>
+      <w:r>
+        <w:t xml:space="preserve"> </w:t>
+      </w:r>
+      <w:r>
+        <w:rPr>
+          <w:bCs/>
+          <w:b/>
+        </w:rPr>
+        <w:t xml:space="preserve">consentement</w:t>
+      </w:r>
+      <w:r>
+        <w:t xml:space="preserve"> </w:t>
+      </w:r>
+      <w:r>
+        <w:t xml:space="preserve">des personnes avant l’envoi de rappels, lorsque ce</w:t>
+      </w:r>
+      <w:r>
+        <w:t xml:space="preserve"> </w:t>
+      </w:r>
+      <w:r>
+        <w:t xml:space="preserve">consentement est requis ;</w:t>
+      </w:r>
+    </w:p>
+    <w:p>
+      <w:pPr>
+        <w:numPr>
+          <w:ilvl w:val="0"/>
+          <w:numId w:val="1003"/>
+        </w:numPr>
+        <w:pStyle w:val="Compact"/>
+      </w:pPr>
+      <w:r>
+        <w:t xml:space="preserve">ne pas demander à AutomateLux de configurer l’Assistant pour collecter des données sensibles,</w:t>
+      </w:r>
+      <w:r>
+        <w:t xml:space="preserve"> </w:t>
+      </w:r>
+      <w:r>
+        <w:t xml:space="preserve">sauf dans le cadre de l’article 10 ;</w:t>
+      </w:r>
+    </w:p>
+    <w:p>
+      <w:pPr>
+        <w:numPr>
+          <w:ilvl w:val="0"/>
+          <w:numId w:val="1003"/>
+        </w:numPr>
+        <w:pStyle w:val="Compact"/>
+      </w:pPr>
+      <w:r>
+        <w:t xml:space="preserve">documenter par écrit toute instruction supplémentaire.</w:t>
+      </w:r>
+    </w:p>
+    <w:bookmarkEnd w:id="24"/>
+    <w:bookmarkStart w:id="25" w:name="article-6-sous-traitants-ultérieurs"/>
+    <w:p>
+      <w:pPr>
+        <w:pStyle w:val="Heading2"/>
+      </w:pPr>
+      <w:r>
+        <w:t xml:space="preserve">Article 6 — Sous-traitants ultérieurs</w:t>
+      </w:r>
+    </w:p>
+    <w:p>
+      <w:pPr>
+        <w:numPr>
+          <w:ilvl w:val="0"/>
+          <w:numId w:val="1004"/>
+        </w:numPr>
+        <w:pStyle w:val="Compact"/>
+      </w:pPr>
+      <w:r>
+        <w:t xml:space="preserve">Le Client autorise de manière générale AutomateLux à recourir aux sous-traitants ultérieurs</w:t>
+      </w:r>
+      <w:r>
+        <w:t xml:space="preserve"> </w:t>
+      </w:r>
+      <w:r>
+        <w:t xml:space="preserve">listés en</w:t>
+      </w:r>
+      <w:r>
+        <w:t xml:space="preserve"> </w:t>
+      </w:r>
+      <w:r>
+        <w:rPr>
+          <w:bCs/>
+          <w:b/>
+        </w:rPr>
+        <w:t xml:space="preserve">Annexe 1</w:t>
+      </w:r>
+      <w:r>
+        <w:t xml:space="preserve">, avec leur identité, leur localisation, le lien contractuel et la</w:t>
+      </w:r>
+      <w:r>
+        <w:t xml:space="preserve"> </w:t>
+      </w:r>
+      <w:r>
+        <w:t xml:space="preserve">garantie de transfert.</w:t>
+      </w:r>
+    </w:p>
+    <w:p>
+      <w:pPr>
+        <w:numPr>
+          <w:ilvl w:val="0"/>
+          <w:numId w:val="1004"/>
+        </w:numPr>
+        <w:pStyle w:val="Compact"/>
+      </w:pPr>
+      <w:r>
+        <w:t xml:space="preserve">AutomateLux informe le Client par écrit, au moins [30] jours à l’avance, de tout ajout ou</w:t>
+      </w:r>
+      <w:r>
+        <w:t xml:space="preserve"> </w:t>
+      </w:r>
+      <w:r>
+        <w:t xml:space="preserve">remplacement.</w:t>
+      </w:r>
+      <w:r>
+        <w:t xml:space="preserve"> </w:t>
+      </w:r>
+      <w:r>
+        <w:rPr>
+          <w:bCs/>
+          <w:b/>
+        </w:rPr>
+        <w:t xml:space="preserve">Aucun nouveau sous-traitant ne traite les données avant la fin de ce délai.</w:t>
+      </w:r>
+      <w:r>
+        <w:t xml:space="preserve"> </w:t>
+      </w:r>
+      <w:r>
+        <w:t xml:space="preserve">Le Client peut s’y opposer pour un motif légitime lié à la protection des données. À défaut</w:t>
+      </w:r>
+      <w:r>
+        <w:t xml:space="preserve"> </w:t>
+      </w:r>
+      <w:r>
+        <w:t xml:space="preserve">d’accord, chaque partie peut résilier le Contrat principal sans pénalité, et les sommes payées</w:t>
+      </w:r>
+      <w:r>
+        <w:t xml:space="preserve"> </w:t>
+      </w:r>
+      <w:r>
+        <w:t xml:space="preserve">d’avance pour la période non exécutée sont remboursées.</w:t>
+      </w:r>
+    </w:p>
+    <w:p>
+      <w:pPr>
+        <w:numPr>
+          <w:ilvl w:val="0"/>
+          <w:numId w:val="1004"/>
+        </w:numPr>
+        <w:pStyle w:val="Compact"/>
+      </w:pPr>
+      <w:r>
         <w:t xml:space="preserve">AutomateLux impose à chaque sous-traitant ultérieur des obligations de protection au moins</w:t>
       </w:r>
       <w:r>
         <w:t xml:space="preserve"> </w:t>
       </w:r>
       <w:r>
-        <w:t xml:space="preserve">équivalentes à celles du présent contrat, et reste responsable envers le Client de leur respect.</w:t>
-      </w:r>
-    </w:p>
-    <w:bookmarkEnd w:id="24"/>
-    <w:bookmarkStart w:id="25" w:name="X2ca98c86b699784641886ec2a143c1eb0106746"/>
+        <w:t xml:space="preserve">équivalentes à celles du présent contrat (ou, pour les prestataires qui imposent leurs propres</w:t>
+      </w:r>
+      <w:r>
+        <w:t xml:space="preserve"> </w:t>
+      </w:r>
+      <w:r>
+        <w:t xml:space="preserve">conditions, s’assure que ces conditions offrent des garanties équivalentes), et reste</w:t>
+      </w:r>
+      <w:r>
+        <w:t xml:space="preserve"> </w:t>
+      </w:r>
+      <w:r>
+        <w:t xml:space="preserve">responsable envers le Client de leur respect.</w:t>
+      </w:r>
+    </w:p>
+    <w:bookmarkEnd w:id="25"/>
+    <w:bookmarkStart w:id="26" w:name="X33cbd4e73c0c4ab4f3279966e70f62475948fc7"/>
     <w:p>
       <w:pPr>
         <w:pStyle w:val="Heading2"/>
       </w:pPr>
       <w:r>
-        <w:t xml:space="preserve">Article 6 — Transferts hors de l’Union européenne</w:t>
+        <w:t xml:space="preserve">Article 7 — Transferts hors de l’Union européenne</w:t>
+      </w:r>
+    </w:p>
+    <w:p>
+      <w:pPr>
+        <w:numPr>
+          <w:ilvl w:val="0"/>
+          <w:numId w:val="1005"/>
+        </w:numPr>
+        <w:pStyle w:val="Compact"/>
+      </w:pPr>
+      <w:r>
+        <w:t xml:space="preserve">Les transferts vers un pays hors de l’Espace économique européen ne sont effectués que vers les</w:t>
+      </w:r>
+      <w:r>
+        <w:t xml:space="preserve"> </w:t>
+      </w:r>
+      <w:r>
+        <w:t xml:space="preserve">prestataires de l’annexe 1, et uniquement sur la base indiquée pour chacun :</w:t>
+      </w:r>
+    </w:p>
+    <w:p>
+      <w:pPr>
+        <w:numPr>
+          <w:ilvl w:val="1"/>
+          <w:numId w:val="1006"/>
+        </w:numPr>
+        <w:pStyle w:val="Compact"/>
+      </w:pPr>
+      <w:r>
+        <w:t xml:space="preserve">la</w:t>
+      </w:r>
+      <w:r>
+        <w:t xml:space="preserve"> </w:t>
+      </w:r>
+      <w:r>
+        <w:rPr>
+          <w:bCs/>
+          <w:b/>
+        </w:rPr>
+        <w:t xml:space="preserve">décision d’adéquation EU-U.S. Data Privacy Framework</w:t>
+      </w:r>
+      <w:r>
+        <w:t xml:space="preserve">, lorsque le prestataire figure</w:t>
+      </w:r>
+      <w:r>
+        <w:t xml:space="preserve"> </w:t>
+      </w:r>
+      <w:r>
+        <w:t xml:space="preserve">comme certifié et actif sur le registre officiel (dataprivacyframework.gov) ; ou</w:t>
+      </w:r>
+    </w:p>
+    <w:p>
+      <w:pPr>
+        <w:numPr>
+          <w:ilvl w:val="1"/>
+          <w:numId w:val="1006"/>
+        </w:numPr>
+        <w:pStyle w:val="Compact"/>
+      </w:pPr>
+      <w:r>
+        <w:t xml:space="preserve">les</w:t>
+      </w:r>
+      <w:r>
+        <w:t xml:space="preserve"> </w:t>
+      </w:r>
+      <w:r>
+        <w:rPr>
+          <w:bCs/>
+          <w:b/>
+        </w:rPr>
+        <w:t xml:space="preserve">clauses contractuelles types</w:t>
+      </w:r>
+      <w:r>
+        <w:t xml:space="preserve"> </w:t>
+      </w:r>
+      <w:r>
+        <w:t xml:space="preserve">de la Commission européenne (décision 2021/914), intégrées</w:t>
+      </w:r>
+      <w:r>
+        <w:t xml:space="preserve"> </w:t>
+      </w:r>
+      <w:r>
+        <w:t xml:space="preserve">au contrat du prestataire, avec le module applicable.</w:t>
+      </w:r>
+    </w:p>
+    <w:p>
+      <w:pPr>
+        <w:numPr>
+          <w:ilvl w:val="0"/>
+          <w:numId w:val="1005"/>
+        </w:numPr>
+        <w:pStyle w:val="Compact"/>
+      </w:pPr>
+      <w:r>
+        <w:t xml:space="preserve">Pour chaque transfert fondé sur les clauses contractuelles types, AutomateLux réalise et tient à</w:t>
+      </w:r>
+      <w:r>
+        <w:t xml:space="preserve"> </w:t>
+      </w:r>
+      <w:r>
+        <w:t xml:space="preserve">la disposition du Client une</w:t>
+      </w:r>
+      <w:r>
+        <w:t xml:space="preserve"> </w:t>
+      </w:r>
+      <w:r>
+        <w:rPr>
+          <w:bCs/>
+          <w:b/>
+        </w:rPr>
+        <w:t xml:space="preserve">analyse d’impact du transfert</w:t>
+      </w:r>
+      <w:r>
+        <w:t xml:space="preserve"> </w:t>
+      </w:r>
+      <w:r>
+        <w:t xml:space="preserve">(évaluation de la législation du</w:t>
+      </w:r>
+      <w:r>
+        <w:t xml:space="preserve"> </w:t>
+      </w:r>
+      <w:r>
+        <w:t xml:space="preserve">pays de destination et des mesures complémentaires).</w:t>
+      </w:r>
+    </w:p>
+    <w:p>
+      <w:pPr>
+        <w:numPr>
+          <w:ilvl w:val="0"/>
+          <w:numId w:val="1005"/>
+        </w:numPr>
+        <w:pStyle w:val="Compact"/>
+      </w:pPr>
+      <w:r>
+        <w:t xml:space="preserve">AutomateLux</w:t>
+      </w:r>
+      <w:r>
+        <w:t xml:space="preserve"> </w:t>
+      </w:r>
+      <w:r>
+        <w:rPr>
+          <w:bCs/>
+          <w:b/>
+        </w:rPr>
+        <w:t xml:space="preserve">vérifie au moins une fois par an</w:t>
+      </w:r>
+      <w:r>
+        <w:t xml:space="preserve"> </w:t>
+      </w:r>
+      <w:r>
+        <w:t xml:space="preserve">la certification des prestataires fondés sur le</w:t>
+      </w:r>
+      <w:r>
+        <w:t xml:space="preserve"> </w:t>
+      </w:r>
+      <w:r>
+        <w:t xml:space="preserve">Data Privacy Framework et met l’annexe 1 à jour.</w:t>
+      </w:r>
+    </w:p>
+    <w:p>
+      <w:pPr>
+        <w:numPr>
+          <w:ilvl w:val="0"/>
+          <w:numId w:val="1005"/>
+        </w:numPr>
+        <w:pStyle w:val="Compact"/>
+      </w:pPr>
+      <w:r>
+        <w:rPr>
+          <w:bCs/>
+          <w:b/>
+        </w:rPr>
+        <w:t xml:space="preserve">Si une base de transfert disparaît</w:t>
+      </w:r>
+      <w:r>
+        <w:t xml:space="preserve"> </w:t>
+      </w:r>
+      <w:r>
+        <w:t xml:space="preserve">(retrait de certification, invalidation de la décision</w:t>
+      </w:r>
+      <w:r>
+        <w:t xml:space="preserve"> </w:t>
+      </w:r>
+      <w:r>
+        <w:t xml:space="preserve">d’adéquation, suspension des clauses), AutomateLux en informe le Client sans délai et, dans un</w:t>
+      </w:r>
+      <w:r>
+        <w:t xml:space="preserve"> </w:t>
+      </w:r>
+      <w:r>
+        <w:t xml:space="preserve">délai de [30] jours, soit met en place une autre base valable, soit cesse le transfert concerné,</w:t>
+      </w:r>
+      <w:r>
+        <w:t xml:space="preserve"> </w:t>
+      </w:r>
+      <w:r>
+        <w:t xml:space="preserve">au besoin en remplaçant le prestataire.</w:t>
+      </w:r>
+    </w:p>
+    <w:bookmarkEnd w:id="26"/>
+    <w:bookmarkStart w:id="27" w:name="article-8-demandes-daccès-des-autorités"/>
+    <w:p>
+      <w:pPr>
+        <w:pStyle w:val="Heading2"/>
+      </w:pPr>
+      <w:r>
+        <w:t xml:space="preserve">Article 8 — Demandes d’accès des autorités</w:t>
+      </w:r>
+    </w:p>
+    <w:p>
+      <w:pPr>
+        <w:numPr>
+          <w:ilvl w:val="0"/>
+          <w:numId w:val="1007"/>
+        </w:numPr>
+        <w:pStyle w:val="Compact"/>
+      </w:pPr>
+      <w:r>
+        <w:t xml:space="preserve">Si AutomateLux ou un sous-traitant ultérieur reçoit d’une autorité publique, notamment d’un pays</w:t>
+      </w:r>
+      <w:r>
+        <w:t xml:space="preserve"> </w:t>
+      </w:r>
+      <w:r>
+        <w:t xml:space="preserve">tiers, une demande d’accès aux données du Client, AutomateLux, sauf interdiction légale :</w:t>
+      </w:r>
+      <w:r>
+        <w:t xml:space="preserve"> </w:t>
+      </w:r>
+      <w:r>
+        <w:t xml:space="preserve">informe le Client sans délai, vérifie la légalité de la demande, la conteste lorsqu’il existe des</w:t>
+      </w:r>
+      <w:r>
+        <w:t xml:space="preserve"> </w:t>
+      </w:r>
+      <w:r>
+        <w:t xml:space="preserve">motifs sérieux, et ne communique que le minimum de données strictement requis.</w:t>
+      </w:r>
+    </w:p>
+    <w:p>
+      <w:pPr>
+        <w:numPr>
+          <w:ilvl w:val="0"/>
+          <w:numId w:val="1007"/>
+        </w:numPr>
+        <w:pStyle w:val="Compact"/>
+      </w:pPr>
+      <w:r>
+        <w:t xml:space="preserve">Lorsque la loi lui interdit d’informer le Client, AutomateLux s’efforce d’obtenir la levée de</w:t>
+      </w:r>
+      <w:r>
+        <w:t xml:space="preserve"> </w:t>
+      </w:r>
+      <w:r>
+        <w:t xml:space="preserve">cette interdiction et documente sa démarche.</w:t>
+      </w:r>
+    </w:p>
+    <w:p>
+      <w:pPr>
+        <w:numPr>
+          <w:ilvl w:val="0"/>
+          <w:numId w:val="1007"/>
+        </w:numPr>
+        <w:pStyle w:val="Compact"/>
+      </w:pPr>
+      <w:r>
+        <w:t xml:space="preserve">AutomateLux impose ou vérifie des engagements équivalents chez ses sous-traitants ultérieurs</w:t>
+      </w:r>
+      <w:r>
+        <w:t xml:space="preserve"> </w:t>
+      </w:r>
+      <w:r>
+        <w:t xml:space="preserve">établis hors de l’EEE.</w:t>
+      </w:r>
+      <w:r>
+        <w:t xml:space="preserve"> </w:t>
+      </w:r>
+      <w:r>
+        <w:rPr>
+          <w:bCs/>
+          <w:b/>
+        </w:rPr>
+        <w:t xml:space="preserve">[À VÉRIFIER : ce que les DPA de Vapi, OpenAI, Airtable et du</w:t>
+      </w:r>
+      <w:r>
+        <w:rPr>
+          <w:bCs/>
+          <w:b/>
+        </w:rPr>
+        <w:t xml:space="preserve"> </w:t>
+      </w:r>
+      <w:r>
+        <w:rPr>
+          <w:bCs/>
+          <w:b/>
+        </w:rPr>
+        <w:t xml:space="preserve">fournisseur de transcription prévoient déjà sur ce point.]</w:t>
+      </w:r>
+    </w:p>
+    <w:bookmarkEnd w:id="27"/>
+    <w:bookmarkStart w:id="28" w:name="article-9-responsabilité"/>
+    <w:p>
+      <w:pPr>
+        <w:pStyle w:val="Heading2"/>
+      </w:pPr>
+      <w:r>
+        <w:t xml:space="preserve">Article 9 — Responsabilité</w:t>
+      </w:r>
+    </w:p>
+    <w:p>
+      <w:pPr>
+        <w:numPr>
+          <w:ilvl w:val="0"/>
+          <w:numId w:val="1008"/>
+        </w:numPr>
+        <w:pStyle w:val="Compact"/>
+      </w:pPr>
+      <w:r>
+        <w:t xml:space="preserve">Chaque partie est responsable des dommages causés par sa propre violation du RGPD ou du présent</w:t>
+      </w:r>
+      <w:r>
+        <w:t xml:space="preserve"> </w:t>
+      </w:r>
+      <w:r>
+        <w:t xml:space="preserve">contrat, conformément à l’article 82 RGPD.</w:t>
+      </w:r>
+    </w:p>
+    <w:p>
+      <w:pPr>
+        <w:numPr>
+          <w:ilvl w:val="0"/>
+          <w:numId w:val="1008"/>
+        </w:numPr>
+        <w:pStyle w:val="Compact"/>
+      </w:pPr>
+      <w:r>
+        <w:rPr>
+          <w:bCs/>
+          <w:b/>
+        </w:rPr>
+        <w:t xml:space="preserve">Par dérogation à l’article 11 des conditions générales de vente d’AutomateLux</w:t>
+      </w:r>
+      <w:r>
+        <w:t xml:space="preserve">, la</w:t>
+      </w:r>
+      <w:r>
+        <w:t xml:space="preserve"> </w:t>
+      </w:r>
+      <w:r>
+        <w:t xml:space="preserve">responsabilité d’AutomateLux au titre du présent contrat n’est pas soumise au plafond général</w:t>
+      </w:r>
+      <w:r>
+        <w:t xml:space="preserve"> </w:t>
+      </w:r>
+      <w:r>
+        <w:t xml:space="preserve">des CGV. Elle est limitée à</w:t>
+      </w:r>
+      <w:r>
+        <w:t xml:space="preserve"> </w:t>
+      </w:r>
+      <w:r>
+        <w:rPr>
+          <w:bCs/>
+          <w:b/>
+        </w:rPr>
+        <w:t xml:space="preserve">[À DÉCIDER : montant ou formule, par exemple un multiple des</w:t>
+      </w:r>
+      <w:r>
+        <w:rPr>
+          <w:bCs/>
+          <w:b/>
+        </w:rPr>
+        <w:t xml:space="preserve"> </w:t>
+      </w:r>
+      <w:r>
+        <w:rPr>
+          <w:bCs/>
+          <w:b/>
+        </w:rPr>
+        <w:t xml:space="preserve">sommes payées sur 12 mois, ou le montant couvert par l’assurance]</w:t>
+      </w:r>
+      <w:r>
+        <w:t xml:space="preserve">, sauf faute lourde ou</w:t>
+      </w:r>
+      <w:r>
+        <w:t xml:space="preserve"> </w:t>
+      </w:r>
+      <w:r>
+        <w:t xml:space="preserve">intentionnelle.</w:t>
+      </w:r>
+    </w:p>
+    <w:p>
+      <w:pPr>
+        <w:numPr>
+          <w:ilvl w:val="0"/>
+          <w:numId w:val="1008"/>
+        </w:numPr>
+        <w:pStyle w:val="Compact"/>
+      </w:pPr>
+      <w:r>
+        <w:t xml:space="preserve">AutomateLux maintient une assurance responsabilité civile professionnelle</w:t>
+      </w:r>
+      <w:r>
+        <w:t xml:space="preserve"> </w:t>
+      </w:r>
+      <w:r>
+        <w:rPr>
+          <w:bCs/>
+          <w:b/>
+        </w:rPr>
+        <w:t xml:space="preserve">[À DÉCIDER : et une</w:t>
+      </w:r>
+      <w:r>
+        <w:rPr>
+          <w:bCs/>
+          <w:b/>
+        </w:rPr>
+        <w:t xml:space="preserve"> </w:t>
+      </w:r>
+      <w:r>
+        <w:rPr>
+          <w:bCs/>
+          <w:b/>
+        </w:rPr>
+        <w:t xml:space="preserve">assurance cyber]</w:t>
+      </w:r>
+      <w:r>
+        <w:t xml:space="preserve"> </w:t>
+      </w:r>
+      <w:r>
+        <w:t xml:space="preserve">couvrant les traitements prévus par le présent contrat, et en remet une</w:t>
+      </w:r>
+      <w:r>
+        <w:t xml:space="preserve"> </w:t>
+      </w:r>
+      <w:r>
+        <w:t xml:space="preserve">attestation au Client sur demande.</w:t>
+      </w:r>
+    </w:p>
+    <w:bookmarkEnd w:id="28"/>
+    <w:bookmarkStart w:id="29" w:name="article-10-option-secteur-santé"/>
+    <w:p>
+      <w:pPr>
+        <w:pStyle w:val="Heading2"/>
+      </w:pPr>
+      <w:r>
+        <w:t xml:space="preserve">Article 10 — Option « secteur santé »</w:t>
       </w:r>
     </w:p>
     <w:p>
@@ -1157,119 +1927,81 @@
         <w:pStyle w:val="FirstParagraph"/>
       </w:pPr>
       <w:r>
-        <w:t xml:space="preserve">Certains sous-traitants ultérieurs traitent ou peuvent traiter les données hors de l’Espace</w:t>
-      </w:r>
-      <w:r>
-        <w:t xml:space="preserve"> </w:t>
-      </w:r>
-      <w:r>
-        <w:t xml:space="preserve">économique européen (voir Annexe 1). Ces transferts ne sont effectués que sur la base :</w:t>
-      </w:r>
-      <w:r>
-        <w:t xml:space="preserve"> </w:t>
-      </w:r>
-      <w:r>
-        <w:t xml:space="preserve">- d’une décision d’adéquation, notamment le</w:t>
-      </w:r>
-      <w:r>
-        <w:t xml:space="preserve"> </w:t>
-      </w:r>
-      <w:r>
-        <w:rPr>
-          <w:bCs/>
-          <w:b/>
-        </w:rPr>
-        <w:t xml:space="preserve">EU-U.S. Data Privacy Framework</w:t>
-      </w:r>
-      <w:r>
-        <w:t xml:space="preserve"> </w:t>
-      </w:r>
-      <w:r>
-        <w:t xml:space="preserve">lorsque le</w:t>
-      </w:r>
-      <w:r>
-        <w:t xml:space="preserve"> </w:t>
-      </w:r>
-      <w:r>
-        <w:t xml:space="preserve">prestataire y est certifié ; ou</w:t>
-      </w:r>
-      <w:r>
-        <w:t xml:space="preserve"> </w:t>
-      </w:r>
-      <w:r>
-        <w:t xml:space="preserve">- des</w:t>
-      </w:r>
-      <w:r>
-        <w:t xml:space="preserve"> </w:t>
-      </w:r>
-      <w:r>
-        <w:rPr>
-          <w:bCs/>
-          <w:b/>
-        </w:rPr>
-        <w:t xml:space="preserve">clauses contractuelles types</w:t>
-      </w:r>
-      <w:r>
-        <w:t xml:space="preserve"> </w:t>
-      </w:r>
-      <w:r>
-        <w:t xml:space="preserve">de la Commission européenne (décision 2021/914) signées</w:t>
-      </w:r>
-      <w:r>
-        <w:t xml:space="preserve"> </w:t>
-      </w:r>
-      <w:r>
-        <w:t xml:space="preserve">avec le prestataire.</w:t>
-      </w:r>
-    </w:p>
-    <w:p>
-      <w:pPr>
-        <w:pStyle w:val="BodyText"/>
-      </w:pPr>
-      <w:r>
-        <w:rPr>
-          <w:bCs/>
-          <w:b/>
-        </w:rPr>
-        <w:t xml:space="preserve">[À VÉRIFIER pour chaque prestataire de l’Annexe 1 : certification Data Privacy Framework</w:t>
-      </w:r>
-      <w:r>
-        <w:rPr>
-          <w:bCs/>
-          <w:b/>
-        </w:rPr>
-        <w:t xml:space="preserve"> </w:t>
-      </w:r>
-      <w:r>
-        <w:rPr>
-          <w:bCs/>
-          <w:b/>
-        </w:rPr>
-        <w:t xml:space="preserve">(dataprivacyframework.gov), clauses contractuelles types dans son DPA, et options d’hébergement</w:t>
-      </w:r>
-      <w:r>
-        <w:rPr>
-          <w:bCs/>
-          <w:b/>
-        </w:rPr>
-        <w:t xml:space="preserve"> </w:t>
-      </w:r>
-      <w:r>
-        <w:rPr>
-          <w:bCs/>
-          <w:b/>
-        </w:rPr>
-        <w:t xml:space="preserve">dans l’UE.]</w:t>
-      </w:r>
-    </w:p>
-    <w:bookmarkEnd w:id="25"/>
-    <w:bookmarkStart w:id="26" w:name="article-7-responsabilité"/>
+        <w:rPr>
+          <w:bCs/>
+          <w:b/>
+        </w:rPr>
+        <w:t xml:space="preserve">Cette option n’est pas disponible tant qu’elle n’a pas été validée par un juriste.</w:t>
+      </w:r>
+      <w:r>
+        <w:t xml:space="preserve"> </w:t>
+      </w:r>
+      <w:r>
+        <w:t xml:space="preserve">Lorsque le</w:t>
+      </w:r>
+      <w:r>
+        <w:t xml:space="preserve"> </w:t>
+      </w:r>
+      <w:r>
+        <w:t xml:space="preserve">Client est un professionnel de santé humaine (cabinet médical, dentaire, paramédical), le motif</w:t>
+      </w:r>
+      <w:r>
+        <w:t xml:space="preserve"> </w:t>
+      </w:r>
+      <w:r>
+        <w:t xml:space="preserve">du rendez-vous peut constituer une donnée de santé. Avant toute mise en service, les parties</w:t>
+      </w:r>
+      <w:r>
+        <w:t xml:space="preserve"> </w:t>
+      </w:r>
+      <w:r>
+        <w:t xml:space="preserve">conviennent par écrit : de la base légale applicable au titre de l’article 9.2 du RGPD ; de la</w:t>
+      </w:r>
+      <w:r>
+        <w:t xml:space="preserve"> </w:t>
+      </w:r>
+      <w:r>
+        <w:t xml:space="preserve">désactivation de l’enregistrement audio ; d’une durée de conservation réduite des transcriptions ;</w:t>
+      </w:r>
+      <w:r>
+        <w:t xml:space="preserve"> </w:t>
+      </w:r>
+      <w:r>
+        <w:t xml:space="preserve">de la nécessité d’une analyse d’impact (article 35) ; et de prestataires adaptés.</w:t>
+      </w:r>
+      <w:r>
+        <w:t xml:space="preserve"> </w:t>
+      </w:r>
+      <w:r>
+        <w:rPr>
+          <w:iCs/>
+          <w:i/>
+        </w:rPr>
+        <w:t xml:space="preserve">Les cabinets vétérinaires ne sont pas concernés par cet article : la santé d’un animal n’est pas</w:t>
+      </w:r>
+      <w:r>
+        <w:rPr>
+          <w:iCs/>
+          <w:i/>
+        </w:rPr>
+        <w:t xml:space="preserve"> </w:t>
+      </w:r>
+      <w:r>
+        <w:rPr>
+          <w:iCs/>
+          <w:i/>
+        </w:rPr>
+        <w:t xml:space="preserve">une donnée de santé au sens du RGPD.</w:t>
+      </w:r>
+    </w:p>
+    <w:bookmarkEnd w:id="29"/>
+    <w:bookmarkStart w:id="30" w:name="article-11-durée"/>
     <w:p>
       <w:pPr>
         <w:pStyle w:val="Heading2"/>
       </w:pPr>
       <w:r>
-        <w:t xml:space="preserve">Article 7 — Responsabilité</w:t>
+        <w:t xml:space="preserve">Article 11 — Durée</w:t>
       </w:r>
     </w:p>
     <w:p>
@@ -1277,77 +2009,29 @@
         <w:pStyle w:val="FirstParagraph"/>
       </w:pPr>
       <w:r>
-        <w:t xml:space="preserve">Chaque partie est responsable des dommages causés par sa propre violation du RGPD ou du présent</w:t>
-      </w:r>
-      <w:r>
-        <w:t xml:space="preserve"> </w:t>
-      </w:r>
-      <w:r>
-        <w:t xml:space="preserve">contrat, conformément à l’article 82 RGPD.</w:t>
-      </w:r>
-      <w:r>
-        <w:t xml:space="preserve"> </w:t>
-      </w:r>
-      <w:r>
-        <w:rPr>
-          <w:bCs/>
-          <w:b/>
-        </w:rPr>
-        <w:t xml:space="preserve">[Articulation avec la limitation de responsabilité</w:t>
-      </w:r>
-      <w:r>
-        <w:rPr>
-          <w:bCs/>
-          <w:b/>
-        </w:rPr>
-        <w:t xml:space="preserve"> </w:t>
-      </w:r>
-      <w:r>
-        <w:rPr>
-          <w:bCs/>
-          <w:b/>
-        </w:rPr>
-        <w:t xml:space="preserve">des CGV à faire valider par le juriste.]</w:t>
-      </w:r>
-    </w:p>
-    <w:bookmarkEnd w:id="26"/>
-    <w:bookmarkStart w:id="27" w:name="article-8-durée"/>
+        <w:t xml:space="preserve">Le présent contrat entre en vigueur à sa signature et prend fin à l’expiration du Contrat</w:t>
+      </w:r>
+      <w:r>
+        <w:t xml:space="preserve"> </w:t>
+      </w:r>
+      <w:r>
+        <w:t xml:space="preserve">principal. Les obligations de l’article 3.8 (restitution et suppression), de confidentialité et</w:t>
+      </w:r>
+      <w:r>
+        <w:t xml:space="preserve"> </w:t>
+      </w:r>
+      <w:r>
+        <w:t xml:space="preserve">de l’article 9 survivent à cette fin.</w:t>
+      </w:r>
+    </w:p>
+    <w:bookmarkEnd w:id="30"/>
+    <w:bookmarkStart w:id="31" w:name="article-12-droit-applicable"/>
     <w:p>
       <w:pPr>
         <w:pStyle w:val="Heading2"/>
       </w:pPr>
       <w:r>
-        <w:t xml:space="preserve">Article 8 — Durée</w:t>
-      </w:r>
-    </w:p>
-    <w:p>
-      <w:pPr>
-        <w:pStyle w:val="FirstParagraph"/>
-      </w:pPr>
-      <w:r>
-        <w:t xml:space="preserve">Le présent contrat entre en vigueur à sa signature et prend fin à l’expiration du Contrat</w:t>
-      </w:r>
-      <w:r>
-        <w:t xml:space="preserve"> </w:t>
-      </w:r>
-      <w:r>
-        <w:t xml:space="preserve">principal, les obligations de l’article 3.8 (restitution et suppression) et de confidentialité</w:t>
-      </w:r>
-      <w:r>
-        <w:t xml:space="preserve"> </w:t>
-      </w:r>
-      <w:r>
-        <w:t xml:space="preserve">survivant à cette fin.</w:t>
-      </w:r>
-    </w:p>
-    <w:bookmarkEnd w:id="27"/>
-    <w:bookmarkStart w:id="28" w:name="article-9-droit-applicable"/>
-    <w:p>
-      <w:pPr>
-        <w:pStyle w:val="Heading2"/>
-      </w:pPr>
-      <w:r>
-        <w:t xml:space="preserve">Article 9 — Droit applicable</w:t>
+        <w:t xml:space="preserve">Article 12 — Droit applicable</w:t>
       </w:r>
     </w:p>
     <w:p>
@@ -1473,8 +2157,8 @@
         </w:pict>
       </w:r>
     </w:p>
-    <w:bookmarkEnd w:id="28"/>
-    <w:bookmarkStart w:id="29" w:name="annexe-1-sous-traitants-ultérieurs"/>
+    <w:bookmarkEnd w:id="31"/>
+    <w:bookmarkStart w:id="32" w:name="annexe-1-sous-traitants-ultérieurs"/>
     <w:p>
       <w:pPr>
         <w:pStyle w:val="Heading2"/>
@@ -1485,26 +2169,22 @@
     </w:p>
     <w:p>
       <w:pPr>
-        <w:pStyle w:val="BlockText"/>
-      </w:pPr>
-      <w:r>
-        <w:rPr>
-          <w:bCs/>
-          <w:b/>
-        </w:rPr>
-        <w:t xml:space="preserve">Tout ce tableau est à vérifier</w:t>
-      </w:r>
-      <w:r>
-        <w:t xml:space="preserve"> </w:t>
-      </w:r>
-      <w:r>
-        <w:t xml:space="preserve">dans le compte et les conditions de chaque prestataire.</w:t>
-      </w:r>
-      <w:r>
-        <w:t xml:space="preserve"> </w:t>
-      </w:r>
-      <w:r>
-        <w:t xml:space="preserve">Les pays et garanties indiqués sont des hypothèses, pas des faits vérifiés.</w:t>
+        <w:pStyle w:val="FirstParagraph"/>
+      </w:pPr>
+      <w:r>
+        <w:t xml:space="preserve">Vérifications du 28/10/2026 : registre officiel du Data Privacy Framework et documentation publique</w:t>
+      </w:r>
+      <w:r>
+        <w:t xml:space="preserve"> </w:t>
+      </w:r>
+      <w:r>
+        <w:t xml:space="preserve">des prestataires. Les conditions réellement attachées aux comptes d’AutomateLux restent à confirmer</w:t>
+      </w:r>
+      <w:r>
+        <w:t xml:space="preserve"> </w:t>
+      </w:r>
+      <w:r>
+        <w:t xml:space="preserve">(colonne « Lien contractuel »).</w:t>
       </w:r>
     </w:p>
     <w:tbl>
@@ -1515,10 +2195,12 @@
         <w:jc w:val="start"/>
       </w:tblPr>
       <w:tblGrid>
-        <w:gridCol w:w="1980"/>
-        <w:gridCol w:w="1980"/>
-        <w:gridCol w:w="1980"/>
-        <w:gridCol w:w="1980"/>
+        <w:gridCol w:w="1320"/>
+        <w:gridCol w:w="1320"/>
+        <w:gridCol w:w="1320"/>
+        <w:gridCol w:w="1320"/>
+        <w:gridCol w:w="1320"/>
+        <w:gridCol w:w="1320"/>
       </w:tblGrid>
       <w:tr>
         <w:trPr>
@@ -1556,6 +2238,18 @@
               <w:jc w:val="left"/>
             </w:pPr>
             <w:r>
+              <w:t xml:space="preserve">Lien contractuel</w:t>
+            </w:r>
+          </w:p>
+        </w:tc>
+        <w:tc>
+          <w:tcPr/>
+          <w:p>
+            <w:pPr>
+              <w:pStyle w:val="Compact"/>
+              <w:jc w:val="left"/>
+            </w:pPr>
+            <w:r>
               <w:t xml:space="preserve">Lieu de traitement</w:t>
             </w:r>
           </w:p>
@@ -1569,6 +2263,18 @@
             </w:pPr>
             <w:r>
               <w:t xml:space="preserve">Garantie de transfert</w:t>
+            </w:r>
+          </w:p>
+        </w:tc>
+        <w:tc>
+          <w:tcPr/>
+          <w:p>
+            <w:pPr>
+              <w:pStyle w:val="Compact"/>
+              <w:jc w:val="left"/>
+            </w:pPr>
+            <w:r>
+              <w:t xml:space="preserve">Entraînement de modèles sur les données</w:t>
             </w:r>
           </w:p>
         </w:tc>
@@ -1582,43 +2288,87 @@
               <w:jc w:val="left"/>
             </w:pPr>
             <w:r>
+              <w:t xml:space="preserve">Superpowered Inc. (</w:t>
+            </w:r>
+            <w:r>
+              <w:rPr>
+                <w:bCs/>
+                <w:b/>
+              </w:rPr>
               <w:t xml:space="preserve">Vapi</w:t>
             </w:r>
-          </w:p>
-        </w:tc>
-        <w:tc>
-          <w:tcPr/>
-          <w:p>
-            <w:pPr>
-              <w:pStyle w:val="Compact"/>
-              <w:jc w:val="left"/>
-            </w:pPr>
-            <w:r>
-              <w:t xml:space="preserve">Plateforme de l’agent vocal (orchestration des appels)</w:t>
-            </w:r>
-          </w:p>
-        </w:tc>
-        <w:tc>
-          <w:tcPr/>
-          <w:p>
-            <w:pPr>
-              <w:pStyle w:val="Compact"/>
-              <w:jc w:val="left"/>
-            </w:pPr>
-            <w:r>
-              <w:t xml:space="preserve">États-Unis [À VÉRIFIER]</w:t>
-            </w:r>
-          </w:p>
-        </w:tc>
-        <w:tc>
-          <w:tcPr/>
-          <w:p>
-            <w:pPr>
-              <w:pStyle w:val="Compact"/>
-              <w:jc w:val="left"/>
-            </w:pPr>
-            <w:r>
-              <w:t xml:space="preserve">[DPF / CCT — À VÉRIFIER]</w:t>
+            <w:r>
+              <w:t xml:space="preserve">), États-Unis</w:t>
+            </w:r>
+          </w:p>
+        </w:tc>
+        <w:tc>
+          <w:tcPr/>
+          <w:p>
+            <w:pPr>
+              <w:pStyle w:val="Compact"/>
+              <w:jc w:val="left"/>
+            </w:pPr>
+            <w:r>
+              <w:t xml:space="preserve">Plateforme de l’agent vocal</w:t>
+            </w:r>
+          </w:p>
+        </w:tc>
+        <w:tc>
+          <w:tcPr/>
+          <w:p>
+            <w:pPr>
+              <w:pStyle w:val="Compact"/>
+              <w:jc w:val="left"/>
+            </w:pPr>
+            <w:r>
+              <w:t xml:space="preserve">Direct — DPA intégré aux conditions d’utilisation de Vapi</w:t>
+            </w:r>
+          </w:p>
+        </w:tc>
+        <w:tc>
+          <w:tcPr/>
+          <w:p>
+            <w:pPr>
+              <w:pStyle w:val="Compact"/>
+              <w:jc w:val="left"/>
+            </w:pPr>
+            <w:r>
+              <w:t xml:space="preserve">États-Unis</w:t>
+            </w:r>
+          </w:p>
+        </w:tc>
+        <w:tc>
+          <w:tcPr/>
+          <w:p>
+            <w:pPr>
+              <w:pStyle w:val="Compact"/>
+              <w:jc w:val="left"/>
+            </w:pPr>
+            <w:r>
+              <w:t xml:space="preserve">Clauses contractuelles types + analyse d’impact</w:t>
+            </w:r>
+          </w:p>
+        </w:tc>
+        <w:tc>
+          <w:tcPr/>
+          <w:p>
+            <w:pPr>
+              <w:pStyle w:val="Compact"/>
+              <w:jc w:val="left"/>
+            </w:pPr>
+            <w:r>
+              <w:rPr>
+                <w:bCs/>
+                <w:b/>
+              </w:rPr>
+              <w:t xml:space="preserve">Non confirmé</w:t>
+            </w:r>
+            <w:r>
+              <w:t xml:space="preserve"> </w:t>
+            </w:r>
+            <w:r>
+              <w:t xml:space="preserve">— à confirmer (art. 4.3)</w:t>
             </w:r>
           </w:p>
         </w:tc>
@@ -1632,43 +2382,94 @@
               <w:jc w:val="left"/>
             </w:pPr>
             <w:r>
-              <w:t xml:space="preserve">OpenAI (modèle GPT-4.1, via Vapi)</w:t>
-            </w:r>
-          </w:p>
-        </w:tc>
-        <w:tc>
-          <w:tcPr/>
-          <w:p>
-            <w:pPr>
-              <w:pStyle w:val="Compact"/>
-              <w:jc w:val="left"/>
-            </w:pPr>
-            <w:r>
-              <w:t xml:space="preserve">Génération des réponses</w:t>
-            </w:r>
-          </w:p>
-        </w:tc>
-        <w:tc>
-          <w:tcPr/>
-          <w:p>
-            <w:pPr>
-              <w:pStyle w:val="Compact"/>
-              <w:jc w:val="left"/>
-            </w:pPr>
-            <w:r>
-              <w:t xml:space="preserve">États-Unis [À VÉRIFIER ; option UE à étudier]</w:t>
-            </w:r>
-          </w:p>
-        </w:tc>
-        <w:tc>
-          <w:tcPr/>
-          <w:p>
-            <w:pPr>
-              <w:pStyle w:val="Compact"/>
-              <w:jc w:val="left"/>
-            </w:pPr>
-            <w:r>
-              <w:t xml:space="preserve">[DPF / CCT — À VÉRIFIER]</w:t>
+              <w:rPr>
+                <w:bCs/>
+                <w:b/>
+              </w:rPr>
+              <w:t xml:space="preserve">OpenAI Ireland Ltd</w:t>
+            </w:r>
+            <w:r>
+              <w:t xml:space="preserve">, Irlande (clé API d’AutomateLux)</w:t>
+            </w:r>
+          </w:p>
+        </w:tc>
+        <w:tc>
+          <w:tcPr/>
+          <w:p>
+            <w:pPr>
+              <w:pStyle w:val="Compact"/>
+              <w:jc w:val="left"/>
+            </w:pPr>
+            <w:r>
+              <w:t xml:space="preserve">Génération des réponses (modèle GPT-4.1)</w:t>
+            </w:r>
+          </w:p>
+        </w:tc>
+        <w:tc>
+          <w:tcPr/>
+          <w:p>
+            <w:pPr>
+              <w:pStyle w:val="Compact"/>
+              <w:jc w:val="left"/>
+            </w:pPr>
+            <w:r>
+              <w:t xml:space="preserve">Direct — DPA OpenAI</w:t>
+            </w:r>
+            <w:r>
+              <w:t xml:space="preserve"> </w:t>
+            </w:r>
+            <w:r>
+              <w:rPr>
+                <w:bCs/>
+                <w:b/>
+              </w:rPr>
+              <w:t xml:space="preserve">[à confirmer : accepté dans le compte]</w:t>
+            </w:r>
+          </w:p>
+        </w:tc>
+        <w:tc>
+          <w:tcPr/>
+          <w:p>
+            <w:pPr>
+              <w:pStyle w:val="Compact"/>
+              <w:jc w:val="left"/>
+            </w:pPr>
+            <w:r>
+              <w:t xml:space="preserve">États-Unis (traitement par OpenAI OpCo, LLC)</w:t>
+            </w:r>
+          </w:p>
+        </w:tc>
+        <w:tc>
+          <w:tcPr/>
+          <w:p>
+            <w:pPr>
+              <w:pStyle w:val="Compact"/>
+              <w:jc w:val="left"/>
+            </w:pPr>
+            <w:r>
+              <w:t xml:space="preserve">Clauses contractuelles types + analyse d’impact</w:t>
+            </w:r>
+          </w:p>
+        </w:tc>
+        <w:tc>
+          <w:tcPr/>
+          <w:p>
+            <w:pPr>
+              <w:pStyle w:val="Compact"/>
+              <w:jc w:val="left"/>
+            </w:pPr>
+            <w:r>
+              <w:rPr>
+                <w:bCs/>
+                <w:b/>
+              </w:rPr>
+              <w:t xml:space="preserve">Non</w:t>
+            </w:r>
+            <w:r>
+              <w:t xml:space="preserve"> </w:t>
+            </w:r>
+            <w:r>
+              <w:t xml:space="preserve">par défaut pour l’API (documentation OpenAI)</w:t>
             </w:r>
           </w:p>
         </w:tc>
@@ -1682,8 +2483,18 @@
               <w:jc w:val="left"/>
             </w:pPr>
             <w:r>
+              <w:rPr>
+                <w:bCs/>
+                <w:b/>
+              </w:rPr>
               <w:t xml:space="preserve">ElevenLabs</w:t>
             </w:r>
+            <w:r>
+              <w:t xml:space="preserve"> </w:t>
+            </w:r>
+            <w:r>
+              <w:t xml:space="preserve">(clé API d’AutomateLux)</w:t>
+            </w:r>
           </w:p>
         </w:tc>
         <w:tc>
@@ -1706,19 +2517,73 @@
               <w:jc w:val="left"/>
             </w:pPr>
             <w:r>
-              <w:t xml:space="preserve">[À VÉRIFIER — option de résidence UE à étudier]</w:t>
-            </w:r>
-          </w:p>
-        </w:tc>
-        <w:tc>
-          <w:tcPr/>
-          <w:p>
-            <w:pPr>
-              <w:pStyle w:val="Compact"/>
-              <w:jc w:val="left"/>
-            </w:pPr>
-            <w:r>
-              <w:t xml:space="preserve">[À VÉRIFIER]</w:t>
+              <w:t xml:space="preserve">Direct — DPA ElevenLabs</w:t>
+            </w:r>
+            <w:r>
+              <w:t xml:space="preserve"> </w:t>
+            </w:r>
+            <w:r>
+              <w:rPr>
+                <w:bCs/>
+                <w:b/>
+              </w:rPr>
+              <w:t xml:space="preserve">[à confirmer selon l’offre]</w:t>
+            </w:r>
+          </w:p>
+        </w:tc>
+        <w:tc>
+          <w:tcPr/>
+          <w:p>
+            <w:pPr>
+              <w:pStyle w:val="Compact"/>
+              <w:jc w:val="left"/>
+            </w:pPr>
+            <w:r>
+              <w:t xml:space="preserve">États-Unis</w:t>
+            </w:r>
+          </w:p>
+        </w:tc>
+        <w:tc>
+          <w:tcPr/>
+          <w:p>
+            <w:pPr>
+              <w:pStyle w:val="Compact"/>
+              <w:jc w:val="left"/>
+            </w:pPr>
+            <w:r>
+              <w:rPr>
+                <w:bCs/>
+                <w:b/>
+              </w:rPr>
+              <w:t xml:space="preserve">Data Privacy Framework</w:t>
+            </w:r>
+            <w:r>
+              <w:t xml:space="preserve"> </w:t>
+            </w:r>
+            <w:r>
+              <w:t xml:space="preserve">— certification active vérifiée le 28/10/2026</w:t>
+            </w:r>
+          </w:p>
+        </w:tc>
+        <w:tc>
+          <w:tcPr/>
+          <w:p>
+            <w:pPr>
+              <w:pStyle w:val="Compact"/>
+              <w:jc w:val="left"/>
+            </w:pPr>
+            <w:r>
+              <w:rPr>
+                <w:bCs/>
+                <w:b/>
+              </w:rPr>
+              <w:t xml:space="preserve">Non confirmé</w:t>
+            </w:r>
+            <w:r>
+              <w:t xml:space="preserve"> </w:t>
+            </w:r>
+            <w:r>
+              <w:t xml:space="preserve">— à confirmer (art. 4.3)</w:t>
             </w:r>
           </w:p>
         </w:tc>
@@ -1732,43 +2597,75 @@
               <w:jc w:val="left"/>
             </w:pPr>
             <w:r>
-              <w:t xml:space="preserve">Fournisseur de reconnaissance vocale (via Vapi)</w:t>
-            </w:r>
-          </w:p>
-        </w:tc>
-        <w:tc>
-          <w:tcPr/>
-          <w:p>
-            <w:pPr>
-              <w:pStyle w:val="Compact"/>
-              <w:jc w:val="left"/>
-            </w:pPr>
-            <w:r>
-              <w:t xml:space="preserve">Transcription</w:t>
-            </w:r>
-          </w:p>
-        </w:tc>
-        <w:tc>
-          <w:tcPr/>
-          <w:p>
-            <w:pPr>
-              <w:pStyle w:val="Compact"/>
-              <w:jc w:val="left"/>
-            </w:pPr>
-            <w:r>
-              <w:t xml:space="preserve">[À compléter — dépend de la configuration Vapi]</w:t>
-            </w:r>
-          </w:p>
-        </w:tc>
-        <w:tc>
-          <w:tcPr/>
-          <w:p>
-            <w:pPr>
-              <w:pStyle w:val="Compact"/>
-              <w:jc w:val="left"/>
-            </w:pPr>
-            <w:r>
-              <w:t xml:space="preserve">[À VÉRIFIER]</w:t>
+              <w:rPr>
+                <w:bCs/>
+                <w:b/>
+              </w:rPr>
+              <w:t xml:space="preserve">[Fournisseur de transcription — à confirmer dans le compte Vapi]</w:t>
+            </w:r>
+          </w:p>
+        </w:tc>
+        <w:tc>
+          <w:tcPr/>
+          <w:p>
+            <w:pPr>
+              <w:pStyle w:val="Compact"/>
+              <w:jc w:val="left"/>
+            </w:pPr>
+            <w:r>
+              <w:t xml:space="preserve">Reconnaissance vocale</w:t>
+            </w:r>
+          </w:p>
+        </w:tc>
+        <w:tc>
+          <w:tcPr/>
+          <w:p>
+            <w:pPr>
+              <w:pStyle w:val="Compact"/>
+              <w:jc w:val="left"/>
+            </w:pPr>
+            <w:r>
+              <w:t xml:space="preserve">[Direct (clé API d’AutomateLux) / via Vapi — à confirmer]</w:t>
+            </w:r>
+          </w:p>
+        </w:tc>
+        <w:tc>
+          <w:tcPr/>
+          <w:p>
+            <w:pPr>
+              <w:pStyle w:val="Compact"/>
+              <w:jc w:val="left"/>
+            </w:pPr>
+            <w:r>
+              <w:t xml:space="preserve">[à compléter]</w:t>
+            </w:r>
+          </w:p>
+        </w:tc>
+        <w:tc>
+          <w:tcPr/>
+          <w:p>
+            <w:pPr>
+              <w:pStyle w:val="Compact"/>
+              <w:jc w:val="left"/>
+            </w:pPr>
+            <w:r>
+              <w:t xml:space="preserve">[à compléter — ex. Deepgram : non certifié DPF, clauses contractuelles types à vérifier]</w:t>
+            </w:r>
+          </w:p>
+        </w:tc>
+        <w:tc>
+          <w:tcPr/>
+          <w:p>
+            <w:pPr>
+              <w:pStyle w:val="Compact"/>
+              <w:jc w:val="left"/>
+            </w:pPr>
+            <w:r>
+              <w:rPr>
+                <w:bCs/>
+                <w:b/>
+              </w:rPr>
+              <w:t xml:space="preserve">Non confirmé</w:t>
             </w:r>
           </w:p>
         </w:tc>
@@ -1782,7 +2679,17 @@
               <w:jc w:val="left"/>
             </w:pPr>
             <w:r>
-              <w:t xml:space="preserve">Opérateur téléphonique (via Vapi ou en direct)</w:t>
+              <w:rPr>
+                <w:bCs/>
+                <w:b/>
+              </w:rPr>
+              <w:t xml:space="preserve">[Opérateur téléphonique — à confirmer]</w:t>
+            </w:r>
+            <w:r>
+              <w:t xml:space="preserve"> </w:t>
+            </w:r>
+            <w:r>
+              <w:t xml:space="preserve">(ex. Twilio Inc.)</w:t>
             </w:r>
           </w:p>
         </w:tc>
@@ -1806,19 +2713,59 @@
               <w:jc w:val="left"/>
             </w:pPr>
             <w:r>
-              <w:t xml:space="preserve">[À compléter]</w:t>
-            </w:r>
-          </w:p>
-        </w:tc>
-        <w:tc>
-          <w:tcPr/>
-          <w:p>
-            <w:pPr>
-              <w:pStyle w:val="Compact"/>
-              <w:jc w:val="left"/>
-            </w:pPr>
-            <w:r>
-              <w:t xml:space="preserve">[À VÉRIFIER]</w:t>
+              <w:t xml:space="preserve">[à confirmer]</w:t>
+            </w:r>
+          </w:p>
+        </w:tc>
+        <w:tc>
+          <w:tcPr/>
+          <w:p>
+            <w:pPr>
+              <w:pStyle w:val="Compact"/>
+              <w:jc w:val="left"/>
+            </w:pPr>
+            <w:r>
+              <w:t xml:space="preserve">[à compléter]</w:t>
+            </w:r>
+          </w:p>
+        </w:tc>
+        <w:tc>
+          <w:tcPr/>
+          <w:p>
+            <w:pPr>
+              <w:pStyle w:val="Compact"/>
+              <w:jc w:val="left"/>
+            </w:pPr>
+            <w:r>
+              <w:t xml:space="preserve">Si Twilio :</w:t>
+            </w:r>
+            <w:r>
+              <w:t xml:space="preserve"> </w:t>
+            </w:r>
+            <w:r>
+              <w:rPr>
+                <w:bCs/>
+                <w:b/>
+              </w:rPr>
+              <w:t xml:space="preserve">Data Privacy Framework</w:t>
+            </w:r>
+            <w:r>
+              <w:t xml:space="preserve"> </w:t>
+            </w:r>
+            <w:r>
+              <w:t xml:space="preserve">— certification active vérifiée le 28/10/2026</w:t>
+            </w:r>
+          </w:p>
+        </w:tc>
+        <w:tc>
+          <w:tcPr/>
+          <w:p>
+            <w:pPr>
+              <w:pStyle w:val="Compact"/>
+              <w:jc w:val="left"/>
+            </w:pPr>
+            <w:r>
+              <w:t xml:space="preserve">Sans objet</w:t>
             </w:r>
           </w:p>
         </w:tc>
@@ -1832,7 +2779,11 @@
               <w:jc w:val="left"/>
             </w:pPr>
             <w:r>
-              <w:t xml:space="preserve">Make.com (Celonis)</w:t>
+              <w:rPr>
+                <w:bCs/>
+                <w:b/>
+              </w:rPr>
+              <w:t xml:space="preserve">Celonis (Make.com)</w:t>
             </w:r>
           </w:p>
         </w:tc>
@@ -1856,19 +2807,57 @@
               <w:jc w:val="left"/>
             </w:pPr>
             <w:r>
-              <w:t xml:space="preserve">Union européenne (région EU1) [À VÉRIFIER]</w:t>
-            </w:r>
-          </w:p>
-        </w:tc>
-        <w:tc>
-          <w:tcPr/>
-          <w:p>
-            <w:pPr>
-              <w:pStyle w:val="Compact"/>
-              <w:jc w:val="left"/>
-            </w:pPr>
-            <w:r>
-              <w:t xml:space="preserve">Sans objet si UE</w:t>
+              <w:t xml:space="preserve">Direct — DPA Make</w:t>
+            </w:r>
+          </w:p>
+        </w:tc>
+        <w:tc>
+          <w:tcPr/>
+          <w:p>
+            <w:pPr>
+              <w:pStyle w:val="Compact"/>
+              <w:jc w:val="left"/>
+            </w:pPr>
+            <w:r>
+              <w:t xml:space="preserve">Union européenne (région EU1)</w:t>
+            </w:r>
+            <w:r>
+              <w:t xml:space="preserve"> </w:t>
+            </w:r>
+            <w:r>
+              <w:rPr>
+                <w:bCs/>
+                <w:b/>
+              </w:rPr>
+              <w:t xml:space="preserve">[à confirmer]</w:t>
+            </w:r>
+          </w:p>
+        </w:tc>
+        <w:tc>
+          <w:tcPr/>
+          <w:p>
+            <w:pPr>
+              <w:pStyle w:val="Compact"/>
+              <w:jc w:val="left"/>
+            </w:pPr>
+            <w:r>
+              <w:t xml:space="preserve">Hébergement UE ; Celonis Inc. certifiée DPF (vérifié le 28/10/2026)</w:t>
+            </w:r>
+          </w:p>
+        </w:tc>
+        <w:tc>
+          <w:tcPr/>
+          <w:p>
+            <w:pPr>
+              <w:pStyle w:val="Compact"/>
+              <w:jc w:val="left"/>
+            </w:pPr>
+            <w:r>
+              <w:rPr>
+                <w:bCs/>
+                <w:b/>
+              </w:rPr>
+              <w:t xml:space="preserve">Non confirmé</w:t>
             </w:r>
           </w:p>
         </w:tc>
@@ -1882,8 +2871,18 @@
               <w:jc w:val="left"/>
             </w:pPr>
             <w:r>
+              <w:t xml:space="preserve">Formagrid Inc. (</w:t>
+            </w:r>
+            <w:r>
+              <w:rPr>
+                <w:bCs/>
+                <w:b/>
+              </w:rPr>
               <w:t xml:space="preserve">Airtable</w:t>
             </w:r>
+            <w:r>
+              <w:t xml:space="preserve">), États-Unis</w:t>
+            </w:r>
           </w:p>
         </w:tc>
         <w:tc>
@@ -1906,19 +2905,57 @@
               <w:jc w:val="left"/>
             </w:pPr>
             <w:r>
-              <w:t xml:space="preserve">États-Unis [À VÉRIFIER]</w:t>
-            </w:r>
-          </w:p>
-        </w:tc>
-        <w:tc>
-          <w:tcPr/>
-          <w:p>
-            <w:pPr>
-              <w:pStyle w:val="Compact"/>
-              <w:jc w:val="left"/>
-            </w:pPr>
-            <w:r>
-              <w:t xml:space="preserve">[DPF / CCT — À VÉRIFIER]</w:t>
+              <w:t xml:space="preserve">Direct — DPA Airtable</w:t>
+            </w:r>
+            <w:r>
+              <w:t xml:space="preserve"> </w:t>
+            </w:r>
+            <w:r>
+              <w:rPr>
+                <w:bCs/>
+                <w:b/>
+              </w:rPr>
+              <w:t xml:space="preserve">[à confirmer selon l’offre]</w:t>
+            </w:r>
+          </w:p>
+        </w:tc>
+        <w:tc>
+          <w:tcPr/>
+          <w:p>
+            <w:pPr>
+              <w:pStyle w:val="Compact"/>
+              <w:jc w:val="left"/>
+            </w:pPr>
+            <w:r>
+              <w:t xml:space="preserve">États-Unis</w:t>
+            </w:r>
+          </w:p>
+        </w:tc>
+        <w:tc>
+          <w:tcPr/>
+          <w:p>
+            <w:pPr>
+              <w:pStyle w:val="Compact"/>
+              <w:jc w:val="left"/>
+            </w:pPr>
+            <w:r>
+              <w:t xml:space="preserve">Clauses contractuelles types + analyse d’impact</w:t>
+            </w:r>
+          </w:p>
+        </w:tc>
+        <w:tc>
+          <w:tcPr/>
+          <w:p>
+            <w:pPr>
+              <w:pStyle w:val="Compact"/>
+              <w:jc w:val="left"/>
+            </w:pPr>
+            <w:r>
+              <w:rPr>
+                <w:bCs/>
+                <w:b/>
+              </w:rPr>
+              <w:t xml:space="preserve">Non confirmé</w:t>
             </w:r>
           </w:p>
         </w:tc>
@@ -1932,8 +2969,18 @@
               <w:jc w:val="left"/>
             </w:pPr>
             <w:r>
+              <w:rPr>
+                <w:bCs/>
+                <w:b/>
+              </w:rPr>
               <w:t xml:space="preserve">Brevo</w:t>
             </w:r>
+            <w:r>
+              <w:t xml:space="preserve"> </w:t>
+            </w:r>
+            <w:r>
+              <w:t xml:space="preserve">(Sendinblue SAS), France</w:t>
+            </w:r>
           </w:p>
         </w:tc>
         <w:tc>
@@ -1956,7 +3003,29 @@
               <w:jc w:val="left"/>
             </w:pPr>
             <w:r>
-              <w:t xml:space="preserve">Union européenne (France) [À VÉRIFIER]</w:t>
+              <w:t xml:space="preserve">Direct — DPA Brevo</w:t>
+            </w:r>
+          </w:p>
+        </w:tc>
+        <w:tc>
+          <w:tcPr/>
+          <w:p>
+            <w:pPr>
+              <w:pStyle w:val="Compact"/>
+              <w:jc w:val="left"/>
+            </w:pPr>
+            <w:r>
+              <w:t xml:space="preserve">Union européenne</w:t>
+            </w:r>
+            <w:r>
+              <w:t xml:space="preserve"> </w:t>
+            </w:r>
+            <w:r>
+              <w:rPr>
+                <w:bCs/>
+                <w:b/>
+              </w:rPr>
+              <w:t xml:space="preserve">[à confirmer]</w:t>
             </w:r>
           </w:p>
         </w:tc>
@@ -1969,13 +3038,29 @@
             </w:pPr>
             <w:r>
               <w:t xml:space="preserve">Sans objet si UE</w:t>
+            </w:r>
+          </w:p>
+        </w:tc>
+        <w:tc>
+          <w:tcPr/>
+          <w:p>
+            <w:pPr>
+              <w:pStyle w:val="Compact"/>
+              <w:jc w:val="left"/>
+            </w:pPr>
+            <w:r>
+              <w:rPr>
+                <w:bCs/>
+                <w:b/>
+              </w:rPr>
+              <w:t xml:space="preserve">Non confirmé</w:t>
             </w:r>
           </w:p>
         </w:tc>
       </w:tr>
     </w:tbl>
-    <w:bookmarkEnd w:id="29"/>
-    <w:bookmarkStart w:id="30" w:name="X52bda3efff63b67e3d2891a1efa55aad59e9984"/>
+    <w:bookmarkEnd w:id="32"/>
+    <w:bookmarkStart w:id="33" w:name="X52bda3efff63b67e3d2891a1efa55aad59e9984"/>
     <w:p>
       <w:pPr>
         <w:pStyle w:val="Heading2"/>
@@ -1989,7 +3074,7 @@
         <w:pStyle w:val="BlockText"/>
       </w:pPr>
       <w:r>
-        <w:t xml:space="preserve">À adapter à ce qui est</w:t>
+        <w:t xml:space="preserve">Ne laisser dans cette liste que ce qui est</w:t>
       </w:r>
       <w:r>
         <w:t xml:space="preserve"> </w:t>
@@ -2002,107 +3087,169 @@
         <w:t xml:space="preserve">réellement en place</w:t>
       </w:r>
       <w:r>
-        <w:t xml:space="preserve">. Ne rien laisser dans cette liste qui ne soit pas appliqué.</w:t>
+        <w:t xml:space="preserve"> </w:t>
+      </w:r>
+      <w:r>
+        <w:t xml:space="preserve">à la date de signature.</w:t>
       </w:r>
     </w:p>
     <w:p>
       <w:pPr>
         <w:numPr>
           <w:ilvl w:val="0"/>
-          <w:numId w:val="1004"/>
+          <w:numId w:val="1009"/>
         </w:numPr>
         <w:pStyle w:val="Compact"/>
       </w:pPr>
       <w:r>
-        <w:t xml:space="preserve">Accès aux comptes des prestataires protégés par mot de passe unique et authentification à deux facteurs.</w:t>
+        <w:rPr>
+          <w:bCs/>
+          <w:b/>
+        </w:rPr>
+        <w:t xml:space="preserve">Zero Data Retention activé sur la plateforme vocale (Vapi)</w:t>
+      </w:r>
+      <w:r>
+        <w:t xml:space="preserve"> </w:t>
+      </w:r>
+      <w:r>
+        <w:t xml:space="preserve">: aucun enregistrement, transcription</w:t>
+      </w:r>
+      <w:r>
+        <w:t xml:space="preserve"> </w:t>
+      </w:r>
+      <w:r>
+        <w:t xml:space="preserve">ni résumé n’est conservé par Vapi après l’appel ; seules des métadonnées techniques et de</w:t>
+      </w:r>
+      <w:r>
+        <w:t xml:space="preserve"> </w:t>
+      </w:r>
+      <w:r>
+        <w:t xml:space="preserve">facturation sont conservées.</w:t>
       </w:r>
     </w:p>
     <w:p>
       <w:pPr>
         <w:numPr>
           <w:ilvl w:val="0"/>
-          <w:numId w:val="1004"/>
+          <w:numId w:val="1009"/>
         </w:numPr>
         <w:pStyle w:val="Compact"/>
       </w:pPr>
       <w:r>
-        <w:t xml:space="preserve">Accès limité au gérant d’AutomateLux ; aucun partage d’identifiants.</w:t>
+        <w:t xml:space="preserve">Transcriptions conservées uniquement dans le stockage désigné par AutomateLux :</w:t>
+      </w:r>
+      <w:r>
+        <w:t xml:space="preserve"> </w:t>
+      </w:r>
+      <w:r>
+        <w:rPr>
+          <w:bCs/>
+          <w:b/>
+        </w:rPr>
+        <w:t xml:space="preserve">[à compléter : prestataire et pays — recommandation : stockage situé dans l’UE]</w:t>
+      </w:r>
+      <w:r>
+        <w:t xml:space="preserve">.</w:t>
       </w:r>
     </w:p>
     <w:p>
       <w:pPr>
         <w:numPr>
           <w:ilvl w:val="0"/>
-          <w:numId w:val="1004"/>
+          <w:numId w:val="1009"/>
         </w:numPr>
         <w:pStyle w:val="Compact"/>
       </w:pPr>
       <w:r>
-        <w:t xml:space="preserve">Chiffrement des échanges (HTTPS/TLS) entre les services.</w:t>
+        <w:t xml:space="preserve">Accès aux comptes des prestataires protégés par mot de passe unique et authentification à deux facteurs.</w:t>
       </w:r>
     </w:p>
     <w:p>
       <w:pPr>
         <w:numPr>
           <w:ilvl w:val="0"/>
-          <w:numId w:val="1004"/>
+          <w:numId w:val="1009"/>
         </w:numPr>
         <w:pStyle w:val="Compact"/>
       </w:pPr>
       <w:r>
-        <w:t xml:space="preserve">Clés d’API conservées hors des documents partagés, renouvelées en cas de doute.</w:t>
+        <w:t xml:space="preserve">Accès limité au gérant d’AutomateLux ; aucun partage d’identifiants.</w:t>
       </w:r>
     </w:p>
     <w:p>
       <w:pPr>
         <w:numPr>
           <w:ilvl w:val="0"/>
-          <w:numId w:val="1004"/>
+          <w:numId w:val="1009"/>
         </w:numPr>
         <w:pStyle w:val="Compact"/>
       </w:pPr>
       <w:r>
-        <w:t xml:space="preserve">Suppression automatique des transcriptions et enregistrements au terme de la durée de l’article 2.</w:t>
+        <w:t xml:space="preserve">Chiffrement des échanges (HTTPS/TLS) entre les services.</w:t>
       </w:r>
     </w:p>
     <w:p>
       <w:pPr>
         <w:numPr>
           <w:ilvl w:val="0"/>
-          <w:numId w:val="1004"/>
+          <w:numId w:val="1009"/>
         </w:numPr>
         <w:pStyle w:val="Compact"/>
       </w:pPr>
       <w:r>
-        <w:t xml:space="preserve">Un espace de données séparé par client (pas de mélange entre clients).</w:t>
+        <w:t xml:space="preserve">Clés d’API conservées hors des documents partagés, renouvelées en cas de doute.</w:t>
       </w:r>
     </w:p>
     <w:p>
       <w:pPr>
         <w:numPr>
           <w:ilvl w:val="0"/>
-          <w:numId w:val="1004"/>
+          <w:numId w:val="1009"/>
         </w:numPr>
         <w:pStyle w:val="Compact"/>
       </w:pPr>
       <w:r>
-        <w:t xml:space="preserve">Procédure de notification des violations : voir article 3.6.</w:t>
+        <w:t xml:space="preserve">Suppression automatique des transcriptions et enregistrements au terme de la durée de l’article 2.</w:t>
       </w:r>
     </w:p>
     <w:p>
       <w:pPr>
         <w:numPr>
           <w:ilvl w:val="0"/>
-          <w:numId w:val="1004"/>
+          <w:numId w:val="1009"/>
         </w:numPr>
         <w:pStyle w:val="Compact"/>
       </w:pPr>
       <w:r>
+        <w:t xml:space="preserve">Un espace de données séparé par client.</w:t>
+      </w:r>
+    </w:p>
+    <w:p>
+      <w:pPr>
+        <w:numPr>
+          <w:ilvl w:val="0"/>
+          <w:numId w:val="1009"/>
+        </w:numPr>
+        <w:pStyle w:val="Compact"/>
+      </w:pPr>
+      <w:r>
+        <w:t xml:space="preserve">Procédure de notification des violations : voir article 3.6.</w:t>
+      </w:r>
+    </w:p>
+    <w:p>
+      <w:pPr>
+        <w:numPr>
+          <w:ilvl w:val="0"/>
+          <w:numId w:val="1009"/>
+        </w:numPr>
+        <w:pStyle w:val="Compact"/>
+      </w:pPr>
+      <w:r>
         <w:t xml:space="preserve">Retour automatique des appels vers la messagerie habituelle du Client en cas de panne.</w:t>
       </w:r>
     </w:p>
-    <w:bookmarkEnd w:id="30"/>
-    <w:bookmarkEnd w:id="31"/>
+    <w:bookmarkEnd w:id="33"/>
+    <w:bookmarkEnd w:id="34"/>
     <w:sectPr/>
   </w:body>
 </w:document>
@@ -2464,6 +3611,129 @@
     </w:lvlOverride>
   </w:num>
   <w:num w:numId="1004">
+    <w:abstractNumId w:val="99411"/>
+    <w:lvlOverride w:ilvl="0">
+      <w:startOverride w:val="1"/>
+    </w:lvlOverride>
+    <w:lvlOverride w:ilvl="1">
+      <w:startOverride w:val="1"/>
+    </w:lvlOverride>
+    <w:lvlOverride w:ilvl="2">
+      <w:startOverride w:val="1"/>
+    </w:lvlOverride>
+    <w:lvlOverride w:ilvl="3">
+      <w:startOverride w:val="1"/>
+    </w:lvlOverride>
+    <w:lvlOverride w:ilvl="4">
+      <w:startOverride w:val="1"/>
+    </w:lvlOverride>
+    <w:lvlOverride w:ilvl="5">
+      <w:startOverride w:val="1"/>
+    </w:lvlOverride>
+    <w:lvlOverride w:ilvl="6">
+      <w:startOverride w:val="1"/>
+    </w:lvlOverride>
+    <w:lvlOverride w:ilvl="7">
+      <w:startOverride w:val="1"/>
+    </w:lvlOverride>
+    <w:lvlOverride w:ilvl="8">
+      <w:startOverride w:val="1"/>
+    </w:lvlOverride>
+  </w:num>
+  <w:num w:numId="1005">
+    <w:abstractNumId w:val="99411"/>
+    <w:lvlOverride w:ilvl="0">
+      <w:startOverride w:val="1"/>
+    </w:lvlOverride>
+    <w:lvlOverride w:ilvl="1">
+      <w:startOverride w:val="1"/>
+    </w:lvlOverride>
+    <w:lvlOverride w:ilvl="2">
+      <w:startOverride w:val="1"/>
+    </w:lvlOverride>
+    <w:lvlOverride w:ilvl="3">
+      <w:startOverride w:val="1"/>
+    </w:lvlOverride>
+    <w:lvlOverride w:ilvl="4">
+      <w:startOverride w:val="1"/>
+    </w:lvlOverride>
+    <w:lvlOverride w:ilvl="5">
+      <w:startOverride w:val="1"/>
+    </w:lvlOverride>
+    <w:lvlOverride w:ilvl="6">
+      <w:startOverride w:val="1"/>
+    </w:lvlOverride>
+    <w:lvlOverride w:ilvl="7">
+      <w:startOverride w:val="1"/>
+    </w:lvlOverride>
+    <w:lvlOverride w:ilvl="8">
+      <w:startOverride w:val="1"/>
+    </w:lvlOverride>
+  </w:num>
+  <w:num w:numId="1006">
+    <w:abstractNumId w:val="991"/>
+  </w:num>
+  <w:num w:numId="1007">
+    <w:abstractNumId w:val="99411"/>
+    <w:lvlOverride w:ilvl="0">
+      <w:startOverride w:val="1"/>
+    </w:lvlOverride>
+    <w:lvlOverride w:ilvl="1">
+      <w:startOverride w:val="1"/>
+    </w:lvlOverride>
+    <w:lvlOverride w:ilvl="2">
+      <w:startOverride w:val="1"/>
+    </w:lvlOverride>
+    <w:lvlOverride w:ilvl="3">
+      <w:startOverride w:val="1"/>
+    </w:lvlOverride>
+    <w:lvlOverride w:ilvl="4">
+      <w:startOverride w:val="1"/>
+    </w:lvlOverride>
+    <w:lvlOverride w:ilvl="5">
+      <w:startOverride w:val="1"/>
+    </w:lvlOverride>
+    <w:lvlOverride w:ilvl="6">
+      <w:startOverride w:val="1"/>
+    </w:lvlOverride>
+    <w:lvlOverride w:ilvl="7">
+      <w:startOverride w:val="1"/>
+    </w:lvlOverride>
+    <w:lvlOverride w:ilvl="8">
+      <w:startOverride w:val="1"/>
+    </w:lvlOverride>
+  </w:num>
+  <w:num w:numId="1008">
+    <w:abstractNumId w:val="99411"/>
+    <w:lvlOverride w:ilvl="0">
+      <w:startOverride w:val="1"/>
+    </w:lvlOverride>
+    <w:lvlOverride w:ilvl="1">
+      <w:startOverride w:val="1"/>
+    </w:lvlOverride>
+    <w:lvlOverride w:ilvl="2">
+      <w:startOverride w:val="1"/>
+    </w:lvlOverride>
+    <w:lvlOverride w:ilvl="3">
+      <w:startOverride w:val="1"/>
+    </w:lvlOverride>
+    <w:lvlOverride w:ilvl="4">
+      <w:startOverride w:val="1"/>
+    </w:lvlOverride>
+    <w:lvlOverride w:ilvl="5">
+      <w:startOverride w:val="1"/>
+    </w:lvlOverride>
+    <w:lvlOverride w:ilvl="6">
+      <w:startOverride w:val="1"/>
+    </w:lvlOverride>
+    <w:lvlOverride w:ilvl="7">
+      <w:startOverride w:val="1"/>
+    </w:lvlOverride>
+    <w:lvlOverride w:ilvl="8">
+      <w:startOverride w:val="1"/>
+    </w:lvlOverride>
+  </w:num>
+  <w:num w:numId="1009">
     <w:abstractNumId w:val="991"/>
   </w:num>
 </w:numbering>

--- a/contrats/contrat-sous-traitance-rgpd.docx
+++ b/contrats/contrat-sous-traitance-rgpd.docx
@@ -141,6 +141,22 @@
       </w:r>
       <w:r>
         <w:t xml:space="preserve">articulation avec les CGV (art. 9), annexe 1 complétée.</w:t>
+      </w:r>
+      <w:r>
+        <w:t xml:space="preserve"> </w:t>
+      </w:r>
+      <w:r>
+        <w:rPr>
+          <w:bCs/>
+          <w:b/>
+        </w:rPr>
+        <w:t xml:space="preserve">Mise à jour du 28/10/2026</w:t>
+      </w:r>
+      <w:r>
+        <w:t xml:space="preserve"> </w:t>
+      </w:r>
+      <w:r>
+        <w:t xml:space="preserve">: Airtable (États-Unis) remplacé par Baserow (UE) pour le stockage.</w:t>
       </w:r>
     </w:p>
     <w:p>
@@ -1755,7 +1771,7 @@
           <w:bCs/>
           <w:b/>
         </w:rPr>
-        <w:t xml:space="preserve">[À VÉRIFIER : ce que les DPA de Vapi, OpenAI, Airtable et du</w:t>
+        <w:t xml:space="preserve">[À VÉRIFIER : ce que les DPA de Vapi, OpenAI et du</w:t>
       </w:r>
       <w:r>
         <w:rPr>
@@ -2871,41 +2887,41 @@
               <w:jc w:val="left"/>
             </w:pPr>
             <w:r>
-              <w:t xml:space="preserve">Formagrid Inc. (</w:t>
-            </w:r>
-            <w:r>
               <w:rPr>
                 <w:bCs/>
                 <w:b/>
               </w:rPr>
-              <w:t xml:space="preserve">Airtable</w:t>
-            </w:r>
-            <w:r>
-              <w:t xml:space="preserve">), États-Unis</w:t>
-            </w:r>
-          </w:p>
-        </w:tc>
-        <w:tc>
-          <w:tcPr/>
-          <w:p>
-            <w:pPr>
-              <w:pStyle w:val="Compact"/>
-              <w:jc w:val="left"/>
-            </w:pPr>
-            <w:r>
-              <w:t xml:space="preserve">Stockage des rendez-vous et journaux</w:t>
-            </w:r>
-          </w:p>
-        </w:tc>
-        <w:tc>
-          <w:tcPr/>
-          <w:p>
-            <w:pPr>
-              <w:pStyle w:val="Compact"/>
-              <w:jc w:val="left"/>
-            </w:pPr>
-            <w:r>
-              <w:t xml:space="preserve">Direct — DPA Airtable</w:t>
+              <w:t xml:space="preserve">Baserow</w:t>
+            </w:r>
+            <w:r>
+              <w:t xml:space="preserve"> </w:t>
+            </w:r>
+            <w:r>
+              <w:t xml:space="preserve">B.V., Pays-Bas</w:t>
+            </w:r>
+          </w:p>
+        </w:tc>
+        <w:tc>
+          <w:tcPr/>
+          <w:p>
+            <w:pPr>
+              <w:pStyle w:val="Compact"/>
+              <w:jc w:val="left"/>
+            </w:pPr>
+            <w:r>
+              <w:t xml:space="preserve">Stockage des rendez-vous et des transcriptions</w:t>
+            </w:r>
+          </w:p>
+        </w:tc>
+        <w:tc>
+          <w:tcPr/>
+          <w:p>
+            <w:pPr>
+              <w:pStyle w:val="Compact"/>
+              <w:jc w:val="left"/>
+            </w:pPr>
+            <w:r>
+              <w:t xml:space="preserve">Direct — DPA Baserow</w:t>
             </w:r>
             <w:r>
               <w:t xml:space="preserve"> </w:t>
@@ -2915,31 +2931,41 @@
                 <w:bCs/>
                 <w:b/>
               </w:rPr>
-              <w:t xml:space="preserve">[à confirmer selon l’offre]</w:t>
-            </w:r>
-          </w:p>
-        </w:tc>
-        <w:tc>
-          <w:tcPr/>
-          <w:p>
-            <w:pPr>
-              <w:pStyle w:val="Compact"/>
-              <w:jc w:val="left"/>
-            </w:pPr>
-            <w:r>
-              <w:t xml:space="preserve">États-Unis</w:t>
-            </w:r>
-          </w:p>
-        </w:tc>
-        <w:tc>
-          <w:tcPr/>
-          <w:p>
-            <w:pPr>
-              <w:pStyle w:val="Compact"/>
-              <w:jc w:val="left"/>
-            </w:pPr>
-            <w:r>
-              <w:t xml:space="preserve">Clauses contractuelles types + analyse d’impact</w:t>
+              <w:t xml:space="preserve">[à accepter dans le compte]</w:t>
+            </w:r>
+          </w:p>
+        </w:tc>
+        <w:tc>
+          <w:tcPr/>
+          <w:p>
+            <w:pPr>
+              <w:pStyle w:val="Compact"/>
+              <w:jc w:val="left"/>
+            </w:pPr>
+            <w:r>
+              <w:t xml:space="preserve">Union européenne (Allemagne) — VÉRIFIÉ (documentation Baserow)</w:t>
+            </w:r>
+          </w:p>
+        </w:tc>
+        <w:tc>
+          <w:tcPr/>
+          <w:p>
+            <w:pPr>
+              <w:pStyle w:val="Compact"/>
+              <w:jc w:val="left"/>
+            </w:pPr>
+            <w:r>
+              <w:t xml:space="preserve">Sans objet (UE) ;</w:t>
+            </w:r>
+            <w:r>
+              <w:t xml:space="preserve"> </w:t>
+            </w:r>
+            <w:r>
+              <w:rPr>
+                <w:bCs/>
+                <w:b/>
+              </w:rPr>
+              <w:t xml:space="preserve">[À VÉRIFIER : identité de l’hébergeur et éventuels sous-traitants hors UE]</w:t>
             </w:r>
           </w:p>
         </w:tc>
@@ -3136,17 +3162,31 @@
         <w:pStyle w:val="Compact"/>
       </w:pPr>
       <w:r>
-        <w:t xml:space="preserve">Transcriptions conservées uniquement dans le stockage désigné par AutomateLux :</w:t>
-      </w:r>
-      <w:r>
-        <w:t xml:space="preserve"> </w:t>
-      </w:r>
-      <w:r>
-        <w:rPr>
-          <w:bCs/>
-          <w:b/>
-        </w:rPr>
-        <w:t xml:space="preserve">[à compléter : prestataire et pays — recommandation : stockage situé dans l’UE]</w:t>
+        <w:t xml:space="preserve">Rendez-vous et transcriptions conservés uniquement dans</w:t>
+      </w:r>
+      <w:r>
+        <w:t xml:space="preserve"> </w:t>
+      </w:r>
+      <w:r>
+        <w:rPr>
+          <w:bCs/>
+          <w:b/>
+        </w:rPr>
+        <w:t xml:space="preserve">Baserow, hébergé dans l’Union</w:t>
+      </w:r>
+      <w:r>
+        <w:rPr>
+          <w:bCs/>
+          <w:b/>
+        </w:rPr>
+        <w:t xml:space="preserve"> </w:t>
+      </w:r>
+      <w:r>
+        <w:rPr>
+          <w:bCs/>
+          <w:b/>
+        </w:rPr>
+        <w:t xml:space="preserve">européenne (Allemagne)</w:t>
       </w:r>
       <w:r>
         <w:t xml:space="preserve">.</w:t>
